--- a/t08_s4.docx
+++ b/t08_s4.docx
@@ -3,2168 +3,1698 @@
 <w:document xmlns:wpc="http://schemas.microsoft.com/office/word/2010/wordprocessingCanvas" xmlns:mo="http://schemas.microsoft.com/office/mac/office/2008/main" xmlns:mc="http://schemas.openxmlformats.org/markup-compatibility/2006" xmlns:mv="urn:schemas-microsoft-com:mac:vml" xmlns:o="urn:schemas-microsoft-com:office:office" xmlns:r="http://schemas.openxmlformats.org/officeDocument/2006/relationships" xmlns:m="http://schemas.openxmlformats.org/officeDocument/2006/math" xmlns:v="urn:schemas-microsoft-com:vml" xmlns:wp14="http://schemas.microsoft.com/office/word/2010/wordprocessingDrawing" xmlns:wp="http://schemas.openxmlformats.org/drawingml/2006/wordprocessingDrawing" xmlns:w10="urn:schemas-microsoft-com:office:word" xmlns:w="http://schemas.openxmlformats.org/wordprocessingml/2006/main" xmlns:w14="http://schemas.microsoft.com/office/word/2010/wordml" xmlns:wpg="http://schemas.microsoft.com/office/word/2010/wordprocessingGroup" xmlns:wpi="http://schemas.microsoft.com/office/word/2010/wordprocessingInk" xmlns:wne="http://schemas.microsoft.com/office/word/2006/wordml" xmlns:wps="http://schemas.microsoft.com/office/word/2010/wordprocessingShape" mc:Ignorable="w14 wp14">
   <w:body>
     <w:p>
-      <w:pPr>
-        <w:spacing w:after="20" w:before="120"/>
-      </w:pPr>
-      <w:r>
-        <w:rPr>
-          <w:b/>
-          <w:sz w:val="22"/>
-        </w:rPr>
-        <w:t>Question: Which of the following is an absolute contraindication for liver biopsy in children? Live Biopsy in children</w:t>
-      </w:r>
-    </w:p>
-    <w:p>
-      <w:pPr>
-        <w:spacing w:after="0" w:before="0"/>
-      </w:pPr>
-      <w:r>
-        <w:rPr>
-          <w:b w:val="0"/>
-          <w:sz w:val="22"/>
-        </w:rPr>
-        <w:t>(a) Coagulopathy</w:t>
-      </w:r>
-    </w:p>
-    <w:p>
-      <w:pPr>
-        <w:spacing w:after="0" w:before="0"/>
-      </w:pPr>
-      <w:r>
-        <w:rPr>
-          <w:b w:val="0"/>
-          <w:sz w:val="22"/>
-        </w:rPr>
-        <w:t>(b) Tumour in liver</w:t>
-      </w:r>
-    </w:p>
-    <w:p>
-      <w:pPr>
-        <w:spacing w:after="0" w:before="0"/>
-      </w:pPr>
-      <w:r>
-        <w:rPr>
-          <w:b w:val="0"/>
-          <w:sz w:val="22"/>
-        </w:rPr>
-        <w:t>(c) Pneumothorax</w:t>
-      </w:r>
-    </w:p>
-    <w:p>
-      <w:pPr>
-        <w:spacing w:after="0" w:before="0"/>
-      </w:pPr>
-      <w:r>
-        <w:rPr>
-          <w:b w:val="0"/>
-          <w:sz w:val="22"/>
-        </w:rPr>
-        <w:t>(d) Bleeding</w:t>
-      </w:r>
-    </w:p>
-    <w:p>
-      <w:pPr>
-        <w:spacing w:after="0" w:before="40"/>
-      </w:pPr>
-      <w:r>
-        <w:rPr>
-          <w:b/>
-          <w:sz w:val="22"/>
-        </w:rPr>
-        <w:t>Answer: a</w:t>
-      </w:r>
-    </w:p>
-    <w:p>
-      <w:pPr>
-        <w:spacing w:after="0" w:before="0"/>
-      </w:pPr>
-      <w:r>
-        <w:rPr>
-          <w:b w:val="0"/>
-          <w:sz w:val="21"/>
-        </w:rPr>
-        <w:t>Solution: Liver biopsy is a relatively safe procedure, but certain conditions may increase the risk of complications. Absolute contraindications for liver biopsy in children include severe coagulopathy, uncontrolled bleeding disorders, and suspected malignant lesions with a high risk of needle tract seeding. Before performing the procedure, it is essential to evaluate the patient's medical history, coagulation profile, and imaging findings to determine the risk-benefit ratio.</w:t>
-      </w:r>
-    </w:p>
-    <w:p>
-      <w:pPr>
-        <w:spacing w:after="0" w:before="0"/>
-      </w:pPr>
-      <w:r>
-        <w:rPr>
-          <w:b w:val="0"/>
-          <w:sz w:val="20"/>
-        </w:rPr>
-        <w:t>Positive Marks: 1</w:t>
-      </w:r>
-    </w:p>
-    <w:p>
-      <w:pPr>
-        <w:spacing w:after="160" w:before="0"/>
-      </w:pPr>
-      <w:r>
-        <w:rPr>
-          <w:b w:val="0"/>
-          <w:sz w:val="20"/>
-        </w:rPr>
-        <w:t>Negative Marks: 0.25</w:t>
-      </w:r>
-    </w:p>
-    <w:p>
-      <w:pPr>
-        <w:spacing w:after="20" w:before="120"/>
-      </w:pPr>
-      <w:r>
-        <w:rPr>
-          <w:b/>
-          <w:sz w:val="22"/>
-        </w:rPr>
-        <w:t>Question: A patient is having hyperventilation and CO2 level is below normal range. Priority nursing management in this patient is?</w:t>
-      </w:r>
-    </w:p>
-    <w:p>
-      <w:pPr>
-        <w:spacing w:after="0" w:before="0"/>
-      </w:pPr>
-      <w:r>
-        <w:rPr>
-          <w:b w:val="0"/>
-          <w:sz w:val="22"/>
-        </w:rPr>
-        <w:t>(a) Give O2 directly</w:t>
-      </w:r>
-    </w:p>
-    <w:p>
-      <w:pPr>
-        <w:spacing w:after="0" w:before="0"/>
-      </w:pPr>
-      <w:r>
-        <w:rPr>
-          <w:b w:val="0"/>
-          <w:sz w:val="22"/>
-        </w:rPr>
-        <w:t>(b) Inform the doctor</w:t>
-      </w:r>
-    </w:p>
-    <w:p>
-      <w:pPr>
-        <w:spacing w:after="0" w:before="0"/>
-      </w:pPr>
-      <w:r>
-        <w:rPr>
-          <w:b w:val="0"/>
-          <w:sz w:val="22"/>
-        </w:rPr>
-        <w:t>(c) Paper bag breath</w:t>
-      </w:r>
-    </w:p>
-    <w:p>
-      <w:pPr>
-        <w:spacing w:after="0" w:before="0"/>
-      </w:pPr>
-      <w:r>
-        <w:rPr>
-          <w:b w:val="0"/>
-          <w:sz w:val="22"/>
-        </w:rPr>
-        <w:t>(d) Give sedative</w:t>
-      </w:r>
-    </w:p>
-    <w:p>
-      <w:pPr>
-        <w:spacing w:after="0" w:before="40"/>
-      </w:pPr>
-      <w:r>
-        <w:rPr>
-          <w:b/>
-          <w:sz w:val="22"/>
-        </w:rPr>
-        <w:t>Answer: c</w:t>
-      </w:r>
-    </w:p>
-    <w:p>
-      <w:pPr>
-        <w:spacing w:after="0" w:before="0"/>
-      </w:pPr>
-      <w:r>
-        <w:rPr>
-          <w:b w:val="0"/>
-          <w:sz w:val="21"/>
-        </w:rPr>
-        <w:t>Solution: In hyperventilation with low CO2, priority management is rebreathing into a paper bag to raise CO2 levels.</w:t>
-      </w:r>
-    </w:p>
-    <w:p>
-      <w:pPr>
-        <w:spacing w:after="0" w:before="0"/>
-      </w:pPr>
-      <w:r>
-        <w:rPr>
-          <w:b w:val="0"/>
-          <w:sz w:val="20"/>
-        </w:rPr>
-        <w:t>Positive Marks: 1</w:t>
-      </w:r>
-    </w:p>
-    <w:p>
-      <w:pPr>
-        <w:spacing w:after="160" w:before="0"/>
-      </w:pPr>
-      <w:r>
-        <w:rPr>
-          <w:b w:val="0"/>
-          <w:sz w:val="20"/>
-        </w:rPr>
-        <w:t>Negative Marks: 0.25</w:t>
-      </w:r>
-    </w:p>
-    <w:p>
-      <w:pPr>
-        <w:spacing w:after="20" w:before="120"/>
-      </w:pPr>
-      <w:r>
-        <w:rPr>
-          <w:b/>
-          <w:sz w:val="22"/>
-        </w:rPr>
-        <w:t>Question: The earliest symptom of Hyponatremia is:</w:t>
-      </w:r>
-    </w:p>
-    <w:p>
-      <w:pPr>
-        <w:spacing w:after="0" w:before="0"/>
-      </w:pPr>
-      <w:r>
-        <w:rPr>
-          <w:b w:val="0"/>
-          <w:sz w:val="22"/>
-        </w:rPr>
-        <w:t>(a) Fatigue</w:t>
-      </w:r>
-    </w:p>
-    <w:p>
-      <w:pPr>
-        <w:spacing w:after="0" w:before="0"/>
-      </w:pPr>
-      <w:r>
-        <w:rPr>
-          <w:b w:val="0"/>
-          <w:sz w:val="22"/>
-        </w:rPr>
-        <w:t>(b) Weakness</w:t>
-      </w:r>
-    </w:p>
-    <w:p>
-      <w:pPr>
-        <w:spacing w:after="0" w:before="0"/>
-      </w:pPr>
-      <w:r>
-        <w:rPr>
-          <w:b w:val="0"/>
-          <w:sz w:val="22"/>
-        </w:rPr>
-        <w:t>(c) Thirst</w:t>
-      </w:r>
-    </w:p>
-    <w:p>
-      <w:pPr>
-        <w:spacing w:after="0" w:before="0"/>
-      </w:pPr>
-      <w:r>
-        <w:rPr>
-          <w:b w:val="0"/>
-          <w:sz w:val="22"/>
-        </w:rPr>
-        <w:t>(d) Ataxia</w:t>
-      </w:r>
-    </w:p>
-    <w:p>
-      <w:pPr>
-        <w:spacing w:after="0" w:before="40"/>
-      </w:pPr>
-      <w:r>
-        <w:rPr>
-          <w:b/>
-          <w:sz w:val="22"/>
-        </w:rPr>
-        <w:t>Answer: a</w:t>
-      </w:r>
-    </w:p>
-    <w:p>
-      <w:pPr>
-        <w:spacing w:after="0" w:before="0"/>
-      </w:pPr>
-      <w:r>
-        <w:rPr>
-          <w:b w:val="0"/>
-          <w:sz w:val="21"/>
-        </w:rPr>
-        <w:t>Solution: Fatigue is the earliest symptom of hyponatremia (mild sodium depletion).</w:t>
-      </w:r>
-    </w:p>
-    <w:p>
-      <w:pPr>
-        <w:spacing w:after="0" w:before="0"/>
-      </w:pPr>
-      <w:r>
-        <w:rPr>
-          <w:b w:val="0"/>
-          <w:sz w:val="20"/>
-        </w:rPr>
-        <w:t>Positive Marks: 1</w:t>
-      </w:r>
-    </w:p>
-    <w:p>
-      <w:pPr>
-        <w:spacing w:after="160" w:before="0"/>
-      </w:pPr>
-      <w:r>
-        <w:rPr>
-          <w:b w:val="0"/>
-          <w:sz w:val="20"/>
-        </w:rPr>
-        <w:t>Negative Marks: 0.25</w:t>
-      </w:r>
-    </w:p>
-    <w:p>
-      <w:pPr>
-        <w:spacing w:after="20" w:before="120"/>
-      </w:pPr>
-      <w:r>
-        <w:rPr>
-          <w:b/>
-          <w:sz w:val="22"/>
-        </w:rPr>
-        <w:t>Question: The nurse is caring for a client 2 hours after an ischemic stroke. Which assessment finding indicates increased intracranial pressure and needs IMMEDIATE action?</w:t>
-      </w:r>
-    </w:p>
-    <w:p>
-      <w:pPr>
-        <w:spacing w:after="0" w:before="0"/>
-      </w:pPr>
-      <w:r>
-        <w:rPr>
-          <w:b w:val="0"/>
-          <w:sz w:val="22"/>
-        </w:rPr>
-        <w:t>(a) Pupils unequal and sluggish to react</w:t>
-      </w:r>
-    </w:p>
-    <w:p>
-      <w:pPr>
-        <w:spacing w:after="0" w:before="0"/>
-      </w:pPr>
-      <w:r>
-        <w:rPr>
-          <w:b w:val="0"/>
-          <w:sz w:val="22"/>
-        </w:rPr>
-        <w:t>(b) Mild expressive aphasia</w:t>
-      </w:r>
-    </w:p>
-    <w:p>
-      <w:pPr>
-        <w:spacing w:after="0" w:before="0"/>
-      </w:pPr>
-      <w:r>
-        <w:rPr>
-          <w:b w:val="0"/>
-          <w:sz w:val="22"/>
-        </w:rPr>
-        <w:t>(c) Right-sided hemiparesis</w:t>
-      </w:r>
-    </w:p>
-    <w:p>
-      <w:pPr>
-        <w:spacing w:after="0" w:before="0"/>
-      </w:pPr>
-      <w:r>
-        <w:rPr>
-          <w:b w:val="0"/>
-          <w:sz w:val="22"/>
-        </w:rPr>
-        <w:t>(d) Blood pressure 150/90 mm Hg</w:t>
-      </w:r>
-    </w:p>
-    <w:p>
-      <w:pPr>
-        <w:spacing w:after="0" w:before="40"/>
-      </w:pPr>
-      <w:r>
-        <w:rPr>
-          <w:b/>
-          <w:sz w:val="22"/>
-        </w:rPr>
-        <w:t>Answer: a</w:t>
-      </w:r>
-    </w:p>
-    <w:p>
-      <w:pPr>
-        <w:spacing w:after="0" w:before="0"/>
-      </w:pPr>
-      <w:r>
-        <w:rPr>
-          <w:b w:val="0"/>
-          <w:sz w:val="21"/>
-        </w:rPr>
-        <w:t>Solution: Unequal, sluggish pupils are a late and ominous sign of rising intracranial pressure (uncal herniation); the other options are expected stroke deficits.</w:t>
-      </w:r>
-    </w:p>
-    <w:p>
-      <w:pPr>
-        <w:spacing w:after="0" w:before="0"/>
-      </w:pPr>
-      <w:r>
-        <w:rPr>
-          <w:b w:val="0"/>
-          <w:sz w:val="20"/>
-        </w:rPr>
-        <w:t>Positive Marks: 1</w:t>
-      </w:r>
-    </w:p>
-    <w:p>
-      <w:pPr>
-        <w:spacing w:after="160" w:before="0"/>
-      </w:pPr>
-      <w:r>
-        <w:rPr>
-          <w:b w:val="0"/>
-          <w:sz w:val="20"/>
-        </w:rPr>
-        <w:t>Negative Marks: 0.25</w:t>
-      </w:r>
-    </w:p>
-    <w:p>
-      <w:pPr>
-        <w:spacing w:after="20" w:before="120"/>
-      </w:pPr>
-      <w:r>
-        <w:rPr>
-          <w:b/>
-          <w:sz w:val="22"/>
-        </w:rPr>
-        <w:t>Question: Surgical complications that result from foreign matirial such as surgical sponge or gauze piece accidentally left in patient's body is known as:</w:t>
-      </w:r>
-    </w:p>
-    <w:p>
-      <w:pPr>
-        <w:spacing w:after="0" w:before="0"/>
-      </w:pPr>
-      <w:r>
-        <w:rPr>
-          <w:b w:val="0"/>
-          <w:sz w:val="22"/>
-        </w:rPr>
-        <w:t>(a) Gossypiboma</w:t>
-      </w:r>
-    </w:p>
-    <w:p>
-      <w:pPr>
-        <w:spacing w:after="0" w:before="0"/>
-      </w:pPr>
-      <w:r>
-        <w:rPr>
-          <w:b w:val="0"/>
-          <w:sz w:val="22"/>
-        </w:rPr>
-        <w:t>(b) Gossypium hirsulum</w:t>
-      </w:r>
-    </w:p>
-    <w:p>
-      <w:pPr>
-        <w:spacing w:after="0" w:before="0"/>
-      </w:pPr>
-      <w:r>
-        <w:rPr>
-          <w:b w:val="0"/>
-          <w:sz w:val="22"/>
-        </w:rPr>
-        <w:t>(c) Idiopathic necrosis</w:t>
-      </w:r>
-    </w:p>
-    <w:p>
-      <w:pPr>
-        <w:spacing w:after="0" w:before="0"/>
-      </w:pPr>
-      <w:r>
-        <w:rPr>
-          <w:b w:val="0"/>
-          <w:sz w:val="22"/>
-        </w:rPr>
-        <w:t>(d) Surgical hemostatic syndrome</w:t>
-      </w:r>
-    </w:p>
-    <w:p>
-      <w:pPr>
-        <w:spacing w:after="0" w:before="40"/>
-      </w:pPr>
-      <w:r>
-        <w:rPr>
-          <w:b/>
-          <w:sz w:val="22"/>
-        </w:rPr>
-        <w:t>Answer: a</w:t>
-      </w:r>
-    </w:p>
-    <w:p>
-      <w:pPr>
-        <w:spacing w:after="0" w:before="0"/>
-      </w:pPr>
-      <w:r>
-        <w:rPr>
-          <w:b w:val="0"/>
-          <w:sz w:val="21"/>
-        </w:rPr>
-        <w:t>Solution: Surgical complications that result from foreign material such as a surgical sponge or gauze piece accidentally left in a patient's body is known as a gossypiboma. A gossypiboma is a rare but serious surgical error that can lead to various complications including infection, abscess formation, granuloma formation, and even organ damage. It occurs when surgical materials are unintentionally retained inside the patient during a surgical procedure. Prompt identification and removal of the foreign object is crucial to prevent further complications. Patients may present with symptoms such as pain, inflammation, fever, and discharge from the surgical site. Imaging studies like X-rays or CT scans are often used to diagnose the presence of a gossypiboma. Surgical intervention is usually required to remove the retained object and manage any associated complications.</w:t>
-      </w:r>
-    </w:p>
-    <w:p>
-      <w:pPr>
-        <w:spacing w:after="0" w:before="0"/>
-      </w:pPr>
-      <w:r>
-        <w:rPr>
-          <w:b w:val="0"/>
-          <w:sz w:val="20"/>
-        </w:rPr>
-        <w:t>Positive Marks: 1</w:t>
-      </w:r>
-    </w:p>
-    <w:p>
-      <w:pPr>
-        <w:spacing w:after="160" w:before="0"/>
-      </w:pPr>
-      <w:r>
-        <w:rPr>
-          <w:b w:val="0"/>
-          <w:sz w:val="20"/>
-        </w:rPr>
-        <w:t>Negative Marks: 0.25</w:t>
-      </w:r>
-    </w:p>
-    <w:p>
-      <w:pPr>
-        <w:spacing w:after="20" w:before="120"/>
-      </w:pPr>
-      <w:r>
-        <w:rPr>
-          <w:b/>
-          <w:sz w:val="22"/>
-        </w:rPr>
-        <w:t>Question: A child with severe dehydration is receiving IV fluids. Which finding indicates that rehydration is effective?</w:t>
-      </w:r>
-    </w:p>
-    <w:p>
-      <w:pPr>
-        <w:spacing w:after="0" w:before="0"/>
-      </w:pPr>
-      <w:r>
-        <w:rPr>
-          <w:b w:val="0"/>
-          <w:sz w:val="22"/>
-        </w:rPr>
-        <w:t>(a) Sunken eyes persist</w:t>
-      </w:r>
-    </w:p>
-    <w:p>
-      <w:pPr>
-        <w:spacing w:after="0" w:before="0"/>
-      </w:pPr>
-      <w:r>
-        <w:rPr>
-          <w:b w:val="0"/>
-          <w:sz w:val="22"/>
-        </w:rPr>
-        <w:t>(b) Skin turgor remains poor</w:t>
-      </w:r>
-    </w:p>
-    <w:p>
-      <w:pPr>
-        <w:spacing w:after="0" w:before="0"/>
-      </w:pPr>
-      <w:r>
-        <w:rPr>
-          <w:b w:val="0"/>
-          <w:sz w:val="22"/>
-        </w:rPr>
-        <w:t>(c) Capillary refill of 5 seconds</w:t>
-      </w:r>
-    </w:p>
-    <w:p>
-      <w:pPr>
-        <w:spacing w:after="0" w:before="0"/>
-      </w:pPr>
-      <w:r>
-        <w:rPr>
-          <w:b w:val="0"/>
-          <w:sz w:val="22"/>
-        </w:rPr>
-        <w:t>(d) Urine output of 2 mL/kg/hour</w:t>
-      </w:r>
-    </w:p>
-    <w:p>
-      <w:pPr>
-        <w:spacing w:after="0" w:before="40"/>
-      </w:pPr>
-      <w:r>
-        <w:rPr>
-          <w:b/>
-          <w:sz w:val="22"/>
-        </w:rPr>
-        <w:t>Answer: d</w:t>
-      </w:r>
-    </w:p>
-    <w:p>
-      <w:pPr>
-        <w:spacing w:after="0" w:before="0"/>
-      </w:pPr>
-      <w:r>
-        <w:rPr>
-          <w:b w:val="0"/>
-          <w:sz w:val="21"/>
-        </w:rPr>
-        <w:t>Solution: Adequate urine output (≥1-2 mL/kg/hr) is the most reliable indicator of restored perfusion; the other findings show continued dehydration.</w:t>
-      </w:r>
-    </w:p>
-    <w:p>
-      <w:pPr>
-        <w:spacing w:after="0" w:before="0"/>
-      </w:pPr>
-      <w:r>
-        <w:rPr>
-          <w:b w:val="0"/>
-          <w:sz w:val="20"/>
-        </w:rPr>
-        <w:t>Positive Marks: 1</w:t>
-      </w:r>
-    </w:p>
-    <w:p>
-      <w:pPr>
-        <w:spacing w:after="160" w:before="0"/>
-      </w:pPr>
-      <w:r>
-        <w:rPr>
-          <w:b w:val="0"/>
-          <w:sz w:val="20"/>
-        </w:rPr>
-        <w:t>Negative Marks: 0.25</w:t>
-      </w:r>
-    </w:p>
-    <w:p>
-      <w:pPr>
-        <w:spacing w:after="20" w:before="120"/>
-      </w:pPr>
-      <w:r>
-        <w:rPr>
-          <w:b/>
-          <w:sz w:val="22"/>
-        </w:rPr>
-        <w:t>Question: The earliest sign of hypocalcemia is:</w:t>
-      </w:r>
-    </w:p>
-    <w:p>
-      <w:pPr>
-        <w:spacing w:after="0" w:before="0"/>
-      </w:pPr>
-      <w:r>
-        <w:rPr>
-          <w:b w:val="0"/>
-          <w:sz w:val="22"/>
-        </w:rPr>
-        <w:t>(a) Twitching</w:t>
-      </w:r>
-    </w:p>
-    <w:p>
-      <w:pPr>
-        <w:spacing w:after="0" w:before="0"/>
-      </w:pPr>
-      <w:r>
-        <w:rPr>
-          <w:b w:val="0"/>
-          <w:sz w:val="22"/>
-        </w:rPr>
-        <w:t>(b) Negative Chvostek's sign</w:t>
-      </w:r>
-    </w:p>
-    <w:p>
-      <w:pPr>
-        <w:spacing w:after="0" w:before="0"/>
-      </w:pPr>
-      <w:r>
-        <w:rPr>
-          <w:b w:val="0"/>
-          <w:sz w:val="22"/>
-        </w:rPr>
-        <w:t>(c) Weakness</w:t>
-      </w:r>
-    </w:p>
-    <w:p>
-      <w:pPr>
-        <w:spacing w:after="0" w:before="0"/>
-      </w:pPr>
-      <w:r>
-        <w:rPr>
-          <w:b w:val="0"/>
-          <w:sz w:val="22"/>
-        </w:rPr>
-        <w:t>(d) Exaggerated DTRs</w:t>
-      </w:r>
-    </w:p>
-    <w:p>
-      <w:pPr>
-        <w:spacing w:after="0" w:before="40"/>
-      </w:pPr>
-      <w:r>
-        <w:rPr>
-          <w:b/>
-          <w:sz w:val="22"/>
-        </w:rPr>
-        <w:t>Answer: a</w:t>
-      </w:r>
-    </w:p>
-    <w:p>
-      <w:pPr>
-        <w:spacing w:after="0" w:before="0"/>
-      </w:pPr>
-      <w:r>
-        <w:rPr>
-          <w:b w:val="0"/>
-          <w:sz w:val="21"/>
-        </w:rPr>
-        <w:t>Solution: Twitching (neuromuscular irritability) is the earliest sign of hypocalcemia.</w:t>
-      </w:r>
-    </w:p>
-    <w:p>
-      <w:pPr>
-        <w:spacing w:after="0" w:before="0"/>
-      </w:pPr>
-      <w:r>
-        <w:rPr>
-          <w:b w:val="0"/>
-          <w:sz w:val="20"/>
-        </w:rPr>
-        <w:t>Positive Marks: 1</w:t>
-      </w:r>
-    </w:p>
-    <w:p>
-      <w:pPr>
-        <w:spacing w:after="160" w:before="0"/>
-      </w:pPr>
-      <w:r>
-        <w:rPr>
-          <w:b w:val="0"/>
-          <w:sz w:val="20"/>
-        </w:rPr>
-        <w:t>Negative Marks: 0.25</w:t>
-      </w:r>
-    </w:p>
-    <w:p>
-      <w:pPr>
-        <w:spacing w:after="20" w:before="120"/>
-      </w:pPr>
-      <w:r>
-        <w:rPr>
-          <w:b/>
-          <w:sz w:val="22"/>
-        </w:rPr>
-        <w:t>Question: The nurse enters the room and finds a client clutching the chest, dyspneic and diaphoretic after an acute myocardial infarction. What should the nurse do FIRST?</w:t>
-      </w:r>
-    </w:p>
-    <w:p>
-      <w:pPr>
-        <w:spacing w:after="0" w:before="0"/>
-      </w:pPr>
-      <w:r>
-        <w:rPr>
-          <w:b w:val="0"/>
-          <w:sz w:val="22"/>
-        </w:rPr>
-        <w:t>(a) Assess the client's airway, breathing and circulation</w:t>
-      </w:r>
-    </w:p>
-    <w:p>
-      <w:pPr>
-        <w:spacing w:after="0" w:before="0"/>
-      </w:pPr>
-      <w:r>
-        <w:rPr>
-          <w:b w:val="0"/>
-          <w:sz w:val="22"/>
-        </w:rPr>
-        <w:t>(b) Administer sublingual nitroglycerin</w:t>
-      </w:r>
-    </w:p>
-    <w:p>
-      <w:pPr>
-        <w:spacing w:after="0" w:before="0"/>
-      </w:pPr>
-      <w:r>
-        <w:rPr>
-          <w:b w:val="0"/>
-          <w:sz w:val="22"/>
-        </w:rPr>
-        <w:t>(c) Obtain a stat 12-lead ECG</w:t>
-      </w:r>
-    </w:p>
-    <w:p>
-      <w:pPr>
-        <w:spacing w:after="0" w:before="0"/>
-      </w:pPr>
-      <w:r>
-        <w:rPr>
-          <w:b w:val="0"/>
-          <w:sz w:val="22"/>
-        </w:rPr>
-        <w:t>(d) Notify the health care provider</w:t>
-      </w:r>
-    </w:p>
-    <w:p>
-      <w:pPr>
-        <w:spacing w:after="0" w:before="40"/>
-      </w:pPr>
-      <w:r>
-        <w:rPr>
-          <w:b/>
-          <w:sz w:val="22"/>
-        </w:rPr>
-        <w:t>Answer: a</w:t>
-      </w:r>
-    </w:p>
-    <w:p>
-      <w:pPr>
-        <w:spacing w:after="0" w:before="0"/>
-      </w:pPr>
-      <w:r>
-        <w:rPr>
-          <w:b w:val="0"/>
-          <w:sz w:val="21"/>
-        </w:rPr>
-        <w:t>Solution: The nurse must always use the ABC (airway, breathing, circulation) priority framework; assessment precedes any intervention, however urgent it appears.</w:t>
-      </w:r>
-    </w:p>
-    <w:p>
-      <w:pPr>
-        <w:spacing w:after="0" w:before="0"/>
-      </w:pPr>
-      <w:r>
-        <w:rPr>
-          <w:b w:val="0"/>
-          <w:sz w:val="20"/>
-        </w:rPr>
-        <w:t>Positive Marks: 1</w:t>
-      </w:r>
-    </w:p>
-    <w:p>
-      <w:pPr>
-        <w:spacing w:after="160" w:before="0"/>
-      </w:pPr>
-      <w:r>
-        <w:rPr>
-          <w:b w:val="0"/>
-          <w:sz w:val="20"/>
-        </w:rPr>
-        <w:t>Negative Marks: 0.25</w:t>
-      </w:r>
-    </w:p>
-    <w:p>
-      <w:pPr>
-        <w:spacing w:after="20" w:before="120"/>
-      </w:pPr>
-      <w:r>
-        <w:rPr>
-          <w:b/>
-          <w:sz w:val="22"/>
-        </w:rPr>
-        <w:t>Question: The earliest and most sensitive indicator of increased intracranial pressure (ICP) is:</w:t>
-      </w:r>
-    </w:p>
-    <w:p>
-      <w:pPr>
-        <w:spacing w:after="0" w:before="0"/>
-      </w:pPr>
-      <w:r>
-        <w:rPr>
-          <w:b w:val="0"/>
-          <w:sz w:val="22"/>
-        </w:rPr>
-        <w:t>(a) Bradycardia</w:t>
-      </w:r>
-    </w:p>
-    <w:p>
-      <w:pPr>
-        <w:spacing w:after="0" w:before="0"/>
-      </w:pPr>
-      <w:r>
-        <w:rPr>
-          <w:b w:val="0"/>
-          <w:sz w:val="22"/>
-        </w:rPr>
-        <w:t>(b) Vomiting</w:t>
-      </w:r>
-    </w:p>
-    <w:p>
-      <w:pPr>
-        <w:spacing w:after="0" w:before="0"/>
-      </w:pPr>
-      <w:r>
-        <w:rPr>
-          <w:b w:val="0"/>
-          <w:sz w:val="22"/>
-        </w:rPr>
-        <w:t>(c) Altered level of consciousness</w:t>
-      </w:r>
-    </w:p>
-    <w:p>
-      <w:pPr>
-        <w:spacing w:after="0" w:before="0"/>
-      </w:pPr>
-      <w:r>
-        <w:rPr>
-          <w:b w:val="0"/>
-          <w:sz w:val="22"/>
-        </w:rPr>
-        <w:t>(d) Papilloedema</w:t>
-      </w:r>
-    </w:p>
-    <w:p>
-      <w:pPr>
-        <w:spacing w:after="0" w:before="40"/>
-      </w:pPr>
-      <w:r>
-        <w:rPr>
-          <w:b/>
-          <w:sz w:val="22"/>
-        </w:rPr>
-        <w:t>Answer: c</w:t>
-      </w:r>
-    </w:p>
-    <w:p>
-      <w:pPr>
-        <w:spacing w:after="0" w:before="0"/>
-      </w:pPr>
-      <w:r>
-        <w:rPr>
-          <w:b w:val="0"/>
-          <w:sz w:val="21"/>
-        </w:rPr>
-        <w:t>Solution: A change in the level of consciousness is the earliest sign of rising intracranial pressure.</w:t>
-      </w:r>
-    </w:p>
-    <w:p>
-      <w:pPr>
-        <w:spacing w:after="0" w:before="0"/>
-      </w:pPr>
-      <w:r>
-        <w:rPr>
-          <w:b w:val="0"/>
-          <w:sz w:val="20"/>
-        </w:rPr>
-        <w:t>Positive Marks: 1</w:t>
-      </w:r>
-    </w:p>
-    <w:p>
-      <w:pPr>
-        <w:spacing w:after="160" w:before="0"/>
-      </w:pPr>
-      <w:r>
-        <w:rPr>
-          <w:b w:val="0"/>
-          <w:sz w:val="20"/>
-        </w:rPr>
-        <w:t>Negative Marks: 0.25</w:t>
-      </w:r>
-    </w:p>
-    <w:p>
-      <w:pPr>
-        <w:spacing w:after="20" w:before="120"/>
-      </w:pPr>
-      <w:r>
-        <w:rPr>
-          <w:b/>
-          <w:sz w:val="22"/>
-        </w:rPr>
-        <w:t>Question: For a patient requiring the infusion of 1000 ml of 5% dextrose over a 6-hour period using a standard macro drip set, at approximately how many drops per minute should the flow rate be set?</w:t>
-      </w:r>
-    </w:p>
-    <w:p>
-      <w:pPr>
-        <w:spacing w:after="0" w:before="0"/>
-      </w:pPr>
-      <w:r>
-        <w:rPr>
-          <w:b w:val="0"/>
-          <w:sz w:val="22"/>
-        </w:rPr>
-        <w:t>(a) Approximately 42 drops per minute</w:t>
-      </w:r>
-    </w:p>
-    <w:p>
-      <w:pPr>
-        <w:spacing w:after="0" w:before="0"/>
-      </w:pPr>
-      <w:r>
-        <w:rPr>
-          <w:b w:val="0"/>
-          <w:sz w:val="22"/>
-        </w:rPr>
-        <w:t>(b) Approximately 31 drops per minute</w:t>
-      </w:r>
-    </w:p>
-    <w:p>
-      <w:pPr>
-        <w:spacing w:after="0" w:before="0"/>
-      </w:pPr>
-      <w:r>
-        <w:rPr>
-          <w:b w:val="0"/>
-          <w:sz w:val="22"/>
-        </w:rPr>
-        <w:t>(c) Approximately 28 drops per minute</w:t>
-      </w:r>
-    </w:p>
-    <w:p>
-      <w:pPr>
-        <w:spacing w:after="0" w:before="0"/>
-      </w:pPr>
-      <w:r>
-        <w:rPr>
-          <w:b w:val="0"/>
-          <w:sz w:val="22"/>
-        </w:rPr>
-        <w:t>(d) Approximately 27 drops per minute</w:t>
-      </w:r>
-    </w:p>
-    <w:p>
-      <w:pPr>
-        <w:spacing w:after="0" w:before="40"/>
-      </w:pPr>
-      <w:r>
-        <w:rPr>
-          <w:b/>
-          <w:sz w:val="22"/>
-        </w:rPr>
-        <w:t>Answer: a</w:t>
-      </w:r>
-    </w:p>
-    <w:p>
-      <w:pPr>
-        <w:spacing w:after="0" w:before="0"/>
-      </w:pPr>
-      <w:r>
-        <w:rPr>
-          <w:b w:val="0"/>
-          <w:sz w:val="21"/>
-        </w:rPr>
-        <w:t>Solution: For a patient requiring the infusion of 1000 ml of 5% dextrose over a 6-hour period using a standard macro drip set, the flow rate should be set at approximately 42 drops per minute. The calculation is determined by dividing the total volume to be infused (1000 ml) by the total time in minutes (360 minutes) and multiplying it by the drip factor of the macro drip set (usually 15 drops/ml). This ensures a consistent and controlled infusion rate, delivering the prescribed amount of fluid within the desired timeframe.</w:t>
-      </w:r>
-    </w:p>
-    <w:p>
-      <w:pPr>
-        <w:spacing w:after="0" w:before="0"/>
-      </w:pPr>
-      <w:r>
-        <w:rPr>
-          <w:b w:val="0"/>
-          <w:sz w:val="20"/>
-        </w:rPr>
-        <w:t>Positive Marks: 1</w:t>
-      </w:r>
-    </w:p>
-    <w:p>
-      <w:pPr>
-        <w:spacing w:after="160" w:before="0"/>
-      </w:pPr>
-      <w:r>
-        <w:rPr>
-          <w:b w:val="0"/>
-          <w:sz w:val="20"/>
-        </w:rPr>
-        <w:t>Negative Marks: 0.25</w:t>
-      </w:r>
-    </w:p>
-    <w:p>
-      <w:pPr>
-        <w:spacing w:after="20" w:before="120"/>
-      </w:pPr>
-      <w:r>
-        <w:rPr>
-          <w:b/>
-          <w:sz w:val="22"/>
-        </w:rPr>
-        <w:t>Question: What is the dose of iron-folic acid (IFA) prescribed for pregnant women in the Anaemia Mukht Bharat campaign?</w:t>
-      </w:r>
-    </w:p>
-    <w:p>
-      <w:pPr>
-        <w:spacing w:after="0" w:before="0"/>
-      </w:pPr>
-      <w:r>
-        <w:rPr>
-          <w:b w:val="0"/>
-          <w:sz w:val="22"/>
-        </w:rPr>
-        <w:t>(a) 60 mg 500 mcg</w:t>
-      </w:r>
-    </w:p>
-    <w:p>
-      <w:pPr>
-        <w:spacing w:after="0" w:before="0"/>
-      </w:pPr>
-      <w:r>
-        <w:rPr>
-          <w:b w:val="0"/>
-          <w:sz w:val="22"/>
-        </w:rPr>
-        <w:t>(b) 30 mg 200 mg</w:t>
-      </w:r>
-    </w:p>
-    <w:p>
-      <w:pPr>
-        <w:spacing w:after="0" w:before="0"/>
-      </w:pPr>
-      <w:r>
-        <w:rPr>
-          <w:b w:val="0"/>
-          <w:sz w:val="22"/>
-        </w:rPr>
-        <w:t>(c) 20 mg 150 mg</w:t>
-      </w:r>
-    </w:p>
-    <w:p>
-      <w:pPr>
-        <w:spacing w:after="0" w:before="0"/>
-      </w:pPr>
-      <w:r>
-        <w:rPr>
-          <w:b w:val="0"/>
-          <w:sz w:val="22"/>
-        </w:rPr>
-        <w:t>(d) 100 mg 250 mg</w:t>
-      </w:r>
-    </w:p>
-    <w:p>
-      <w:pPr>
-        <w:spacing w:after="0" w:before="40"/>
-      </w:pPr>
-      <w:r>
-        <w:rPr>
-          <w:b/>
-          <w:sz w:val="22"/>
-        </w:rPr>
-        <w:t>Answer: a</w:t>
-      </w:r>
-    </w:p>
-    <w:p>
-      <w:pPr>
-        <w:spacing w:after="0" w:before="0"/>
-      </w:pPr>
-      <w:r>
-        <w:rPr>
-          <w:b w:val="0"/>
-          <w:sz w:val="21"/>
-        </w:rPr>
-        <w:t>Solution: In the Anaemia Mukht Bharat campaign, the recommended dose of iron-folic acid (IFA) prescribed for pregnant women is 60 mg of elemental iron and 500 mcg of folic acid (option d). Anaemia is a common health issue during pregnancy, and IFA supplementation is an essential intervention to prevent and treat iron deficiency anaemia. The Anaemia Mukht Bharat campaign is a national program in India aimed at combating anaemia among pregnant women. The recommended IFA dose provided through this program ensures adequate iron and folic acid intake, promoting healthy pregnancies and reducing the prevalence of anaemia.</w:t>
-      </w:r>
-    </w:p>
-    <w:p>
-      <w:pPr>
-        <w:spacing w:after="0" w:before="0"/>
-      </w:pPr>
-      <w:r>
-        <w:rPr>
-          <w:b w:val="0"/>
-          <w:sz w:val="20"/>
-        </w:rPr>
-        <w:t>Positive Marks: 1</w:t>
-      </w:r>
-    </w:p>
-    <w:p>
-      <w:pPr>
-        <w:spacing w:after="160" w:before="0"/>
-      </w:pPr>
-      <w:r>
-        <w:rPr>
-          <w:b w:val="0"/>
-          <w:sz w:val="20"/>
-        </w:rPr>
-        <w:t>Negative Marks: 0.25</w:t>
-      </w:r>
-    </w:p>
-    <w:p>
-      <w:pPr>
-        <w:spacing w:after="20" w:before="120"/>
-      </w:pPr>
-      <w:r>
-        <w:rPr>
-          <w:b/>
-          <w:sz w:val="22"/>
-        </w:rPr>
-        <w:t>Question: What It meant by posthumous child?</w:t>
-      </w:r>
-    </w:p>
-    <w:p>
-      <w:pPr>
-        <w:spacing w:after="0" w:before="0"/>
-      </w:pPr>
-      <w:r>
-        <w:rPr>
-          <w:b w:val="0"/>
-          <w:sz w:val="22"/>
-        </w:rPr>
-        <w:t>(a) Child who doesn't hate mother</w:t>
-      </w:r>
-    </w:p>
-    <w:p>
-      <w:pPr>
-        <w:spacing w:after="0" w:before="0"/>
-      </w:pPr>
-      <w:r>
-        <w:rPr>
-          <w:b w:val="0"/>
-          <w:sz w:val="22"/>
-        </w:rPr>
-        <w:t>(b) Child who lost the parents after birth</w:t>
-      </w:r>
-    </w:p>
-    <w:p>
-      <w:pPr>
-        <w:spacing w:after="0" w:before="0"/>
-      </w:pPr>
-      <w:r>
-        <w:rPr>
-          <w:b w:val="0"/>
-          <w:sz w:val="22"/>
-        </w:rPr>
-        <w:t>(c) Abused child</w:t>
-      </w:r>
-    </w:p>
-    <w:p>
-      <w:pPr>
-        <w:spacing w:after="0" w:before="0"/>
-      </w:pPr>
-      <w:r>
-        <w:rPr>
-          <w:b w:val="0"/>
-          <w:sz w:val="22"/>
-        </w:rPr>
-        <w:t>(d) Childbirth after death of both biological parent</w:t>
-      </w:r>
-    </w:p>
-    <w:p>
-      <w:pPr>
-        <w:spacing w:after="0" w:before="40"/>
-      </w:pPr>
-      <w:r>
-        <w:rPr>
-          <w:b/>
-          <w:sz w:val="22"/>
-        </w:rPr>
-        <w:t>Answer: d</w:t>
-      </w:r>
-    </w:p>
-    <w:p>
-      <w:pPr>
-        <w:spacing w:after="0" w:before="0"/>
-      </w:pPr>
-      <w:r>
-        <w:rPr>
-          <w:b w:val="0"/>
-          <w:sz w:val="21"/>
-        </w:rPr>
-        <w:t>Solution: A posthumous child refers to a child who is born after the death of one or both of their biological parents. It specifically refers to a child who is conceived before the death of the biological parent(s) but born after their demise. This situation can occur due to advanced reproductive technologies, such as postmortem sperm retrieval or the use of stored frozen embryos. The term "posthumous child" highlights the unique circumstances surrounding the child's birth and the absence of one or both biological parents during their upbringing. "Forensic Medicine: A Handbook for Professionals," Chapter 10</w:t>
-      </w:r>
-    </w:p>
-    <w:p>
-      <w:pPr>
-        <w:spacing w:after="0" w:before="0"/>
-      </w:pPr>
-      <w:r>
-        <w:rPr>
-          <w:b w:val="0"/>
-          <w:sz w:val="20"/>
-        </w:rPr>
-        <w:t>Positive Marks: 1</w:t>
-      </w:r>
-    </w:p>
-    <w:p>
-      <w:pPr>
-        <w:spacing w:after="160" w:before="0"/>
-      </w:pPr>
-      <w:r>
-        <w:rPr>
-          <w:b w:val="0"/>
-          <w:sz w:val="20"/>
-        </w:rPr>
-        <w:t>Negative Marks: 0.25</w:t>
-      </w:r>
-    </w:p>
-    <w:p>
-      <w:pPr>
-        <w:spacing w:after="20" w:before="120"/>
-      </w:pPr>
-      <w:r>
-        <w:rPr>
-          <w:b/>
-          <w:sz w:val="22"/>
-        </w:rPr>
-        <w:t>Question: A nurse is going to start the peritoneal dialysis. Which is a first priority action of the nurse?</w:t>
-      </w:r>
-    </w:p>
-    <w:p>
-      <w:pPr>
-        <w:spacing w:after="0" w:before="0"/>
-      </w:pPr>
-      <w:r>
-        <w:rPr>
-          <w:b w:val="0"/>
-          <w:sz w:val="22"/>
-        </w:rPr>
-        <w:t>(a) Place the client in left side lying position</w:t>
-      </w:r>
-    </w:p>
-    <w:p>
-      <w:pPr>
-        <w:spacing w:after="0" w:before="0"/>
-      </w:pPr>
-      <w:r>
-        <w:rPr>
-          <w:b w:val="0"/>
-          <w:sz w:val="22"/>
-        </w:rPr>
-        <w:t>(b) Apply Foley`s catheter</w:t>
-      </w:r>
-    </w:p>
-    <w:p>
-      <w:pPr>
-        <w:spacing w:after="0" w:before="0"/>
-      </w:pPr>
-      <w:r>
-        <w:rPr>
-          <w:b w:val="0"/>
-          <w:sz w:val="22"/>
-        </w:rPr>
-        <w:t>(c) Auscultate and palpate for bruit and thrill</w:t>
-      </w:r>
-    </w:p>
-    <w:p>
-      <w:pPr>
-        <w:spacing w:after="0" w:before="0"/>
-      </w:pPr>
-      <w:r>
-        <w:rPr>
-          <w:b w:val="0"/>
-          <w:sz w:val="22"/>
-        </w:rPr>
-        <w:t>(d) Warm the dialysate solution</w:t>
-      </w:r>
-    </w:p>
-    <w:p>
-      <w:pPr>
-        <w:spacing w:after="0" w:before="40"/>
-      </w:pPr>
-      <w:r>
-        <w:rPr>
-          <w:b/>
-          <w:sz w:val="22"/>
-        </w:rPr>
-        <w:t>Answer: d</w:t>
-      </w:r>
-    </w:p>
-    <w:p>
-      <w:pPr>
-        <w:spacing w:after="0" w:before="0"/>
-      </w:pPr>
-      <w:r>
-        <w:rPr>
-          <w:b w:val="0"/>
-          <w:sz w:val="21"/>
-        </w:rPr>
-        <w:t>Solution: The peritoneal cavity is very sensitive to temperature, and using cold dialysate can cause discomfort and pain during the procedure. Warming the dialysate to body temperature (around 37°C or 98.6°F) before use helps to prevent this discomfort and improve the effectiveness of the dialysis. In addition, warming the dialysate can help to increase the flow of fluid into and out of the peritoneal cavity, which can improve the efficiency of the dialysis process.</w:t>
-      </w:r>
-    </w:p>
-    <w:p>
-      <w:pPr>
-        <w:spacing w:after="0" w:before="0"/>
-      </w:pPr>
-      <w:r>
-        <w:rPr>
-          <w:b w:val="0"/>
-          <w:sz w:val="20"/>
-        </w:rPr>
-        <w:t>Positive Marks: 1</w:t>
-      </w:r>
-    </w:p>
-    <w:p>
-      <w:pPr>
-        <w:spacing w:after="160" w:before="0"/>
-      </w:pPr>
-      <w:r>
-        <w:rPr>
-          <w:b w:val="0"/>
-          <w:sz w:val="20"/>
-        </w:rPr>
-        <w:t>Negative Marks: 0.25</w:t>
-      </w:r>
-    </w:p>
-    <w:p>
-      <w:pPr>
-        <w:spacing w:after="20" w:before="120"/>
-      </w:pPr>
-      <w:r>
-        <w:rPr>
-          <w:b/>
-          <w:sz w:val="22"/>
-        </w:rPr>
-        <w:t>Question: Oxytocin is mainly involved in which of the following functions ?</w:t>
-      </w:r>
-    </w:p>
-    <w:p>
-      <w:pPr>
-        <w:spacing w:after="0" w:before="0"/>
-      </w:pPr>
-      <w:r>
-        <w:rPr>
-          <w:b w:val="0"/>
-          <w:sz w:val="22"/>
-        </w:rPr>
-        <w:t>(a) Growth and mental ability</w:t>
-      </w:r>
-    </w:p>
-    <w:p>
-      <w:pPr>
-        <w:spacing w:after="0" w:before="0"/>
-      </w:pPr>
-      <w:r>
-        <w:rPr>
-          <w:b w:val="0"/>
-          <w:sz w:val="22"/>
-        </w:rPr>
-        <w:t>(b) Motor skills</w:t>
-      </w:r>
-    </w:p>
-    <w:p>
-      <w:pPr>
-        <w:spacing w:after="0" w:before="0"/>
-      </w:pPr>
-      <w:r>
-        <w:rPr>
-          <w:b w:val="0"/>
-          <w:sz w:val="22"/>
-        </w:rPr>
-        <w:t>(c) Childbirth and lactation</w:t>
-      </w:r>
-    </w:p>
-    <w:p>
-      <w:pPr>
-        <w:spacing w:after="0" w:before="0"/>
-      </w:pPr>
-      <w:r>
-        <w:rPr>
-          <w:b w:val="0"/>
-          <w:sz w:val="22"/>
-        </w:rPr>
-        <w:t>(d) Regulation of blood pressure</w:t>
-      </w:r>
-    </w:p>
-    <w:p>
-      <w:pPr>
-        <w:spacing w:after="0" w:before="40"/>
-      </w:pPr>
-      <w:r>
-        <w:rPr>
-          <w:b/>
-          <w:sz w:val="22"/>
-        </w:rPr>
-        <w:t>Answer: c</w:t>
-      </w:r>
-    </w:p>
-    <w:p>
-      <w:pPr>
-        <w:spacing w:after="0" w:before="0"/>
-      </w:pPr>
-      <w:r>
-        <w:rPr>
-          <w:b w:val="0"/>
-          <w:sz w:val="21"/>
-        </w:rPr>
-        <w:t>Solution: Oxytocin stimulates uterine contractions during childbirth and milk ejection (let-down) during lactation.</w:t>
-      </w:r>
-    </w:p>
-    <w:p>
-      <w:pPr>
-        <w:spacing w:after="0" w:before="0"/>
-      </w:pPr>
-      <w:r>
-        <w:rPr>
-          <w:b w:val="0"/>
-          <w:sz w:val="20"/>
-        </w:rPr>
-        <w:t>Positive Marks: 1</w:t>
-      </w:r>
-    </w:p>
-    <w:p>
-      <w:pPr>
-        <w:spacing w:after="160" w:before="0"/>
-      </w:pPr>
-      <w:r>
-        <w:rPr>
-          <w:b w:val="0"/>
-          <w:sz w:val="20"/>
-        </w:rPr>
-        <w:t>Negative Marks: 0.25</w:t>
-      </w:r>
-    </w:p>
-    <w:p>
-      <w:pPr>
-        <w:spacing w:after="20" w:before="120"/>
-      </w:pPr>
-      <w:r>
-        <w:rPr>
-          <w:b/>
-          <w:sz w:val="22"/>
-        </w:rPr>
-        <w:t>Question: Spasmodic involuntary contraction of neck sternocleidomastoid muscle twisting the head to one side is</w:t>
-      </w:r>
-    </w:p>
-    <w:p>
-      <w:pPr>
-        <w:spacing w:after="0" w:before="0"/>
-      </w:pPr>
-      <w:r>
-        <w:rPr>
-          <w:b w:val="0"/>
-          <w:sz w:val="22"/>
-        </w:rPr>
-        <w:t>(a) Tardive dyskinesia</w:t>
-      </w:r>
-    </w:p>
-    <w:p>
-      <w:pPr>
-        <w:spacing w:after="0" w:before="0"/>
-      </w:pPr>
-      <w:r>
-        <w:rPr>
-          <w:b w:val="0"/>
-          <w:sz w:val="22"/>
-        </w:rPr>
-        <w:t>(b) Torticollis (Wryneck)</w:t>
-      </w:r>
-    </w:p>
-    <w:p>
-      <w:pPr>
-        <w:spacing w:after="0" w:before="0"/>
-      </w:pPr>
-      <w:r>
-        <w:rPr>
-          <w:b w:val="0"/>
-          <w:sz w:val="22"/>
-        </w:rPr>
-        <w:t>(c) Pseudoparkinsonism</w:t>
-      </w:r>
-    </w:p>
-    <w:p>
-      <w:pPr>
-        <w:spacing w:after="0" w:before="0"/>
-      </w:pPr>
-      <w:r>
-        <w:rPr>
-          <w:b w:val="0"/>
-          <w:sz w:val="22"/>
-        </w:rPr>
-        <w:t>(d) Oculogyric crisis</w:t>
-      </w:r>
-    </w:p>
-    <w:p>
-      <w:pPr>
-        <w:spacing w:after="0" w:before="40"/>
-      </w:pPr>
-      <w:r>
-        <w:rPr>
-          <w:b/>
-          <w:sz w:val="22"/>
-        </w:rPr>
-        <w:t>Answer: b</w:t>
-      </w:r>
-    </w:p>
-    <w:p>
-      <w:pPr>
-        <w:spacing w:after="0" w:before="0"/>
-      </w:pPr>
-      <w:r>
-        <w:rPr>
-          <w:b w:val="0"/>
-          <w:sz w:val="21"/>
-        </w:rPr>
-        <w:t>Solution: Torticollis (wryneck) is a painful focal dystonia resulting in involuntary neck muscle spasm and abnormal lateral tilt of the head.</w:t>
-      </w:r>
-    </w:p>
-    <w:p>
-      <w:pPr>
-        <w:spacing w:after="0" w:before="0"/>
-      </w:pPr>
-      <w:r>
-        <w:rPr>
-          <w:b w:val="0"/>
-          <w:sz w:val="20"/>
-        </w:rPr>
-        <w:t>Positive Marks: 1</w:t>
-      </w:r>
-    </w:p>
-    <w:p>
-      <w:pPr>
-        <w:spacing w:after="160" w:before="0"/>
-      </w:pPr>
-      <w:r>
-        <w:rPr>
-          <w:b w:val="0"/>
-          <w:sz w:val="20"/>
-        </w:rPr>
-        <w:t>Negative Marks: 0.25</w:t>
-      </w:r>
-    </w:p>
-    <w:p>
-      <w:pPr>
-        <w:spacing w:after="20" w:before="120"/>
-      </w:pPr>
-      <w:r>
-        <w:rPr>
-          <w:b/>
-          <w:sz w:val="22"/>
-        </w:rPr>
-        <w:t>Question: Which among the following is the sign of severe dehydration among infants?</w:t>
-      </w:r>
-    </w:p>
-    <w:p>
-      <w:pPr>
-        <w:spacing w:after="0" w:before="0"/>
-      </w:pPr>
-      <w:r>
-        <w:rPr>
-          <w:b w:val="0"/>
-          <w:sz w:val="22"/>
-        </w:rPr>
-        <w:t>(a) Anxiety and increased skin turgor</w:t>
-      </w:r>
-    </w:p>
-    <w:p>
-      <w:pPr>
-        <w:spacing w:after="0" w:before="0"/>
-      </w:pPr>
-      <w:r>
-        <w:rPr>
-          <w:b w:val="0"/>
-          <w:sz w:val="22"/>
-        </w:rPr>
-        <w:t>(b) Excessive crying and excessive thirst</w:t>
-      </w:r>
-    </w:p>
-    <w:p>
-      <w:pPr>
-        <w:spacing w:after="0" w:before="0"/>
-      </w:pPr>
-      <w:r>
-        <w:rPr>
-          <w:b w:val="0"/>
-          <w:sz w:val="22"/>
-        </w:rPr>
-        <w:t>(c) Drowsiness, depressed fontanelle and decreased skin turgor</w:t>
-      </w:r>
-    </w:p>
-    <w:p>
-      <w:pPr>
-        <w:spacing w:after="0" w:before="0"/>
-      </w:pPr>
-      <w:r>
-        <w:rPr>
-          <w:b w:val="0"/>
-          <w:sz w:val="22"/>
-        </w:rPr>
-        <w:t>(d) Drowsiness, bulging fontanelle and decreased skin turgor</w:t>
-      </w:r>
-    </w:p>
-    <w:p>
-      <w:pPr>
-        <w:spacing w:after="0" w:before="40"/>
-      </w:pPr>
-      <w:r>
-        <w:rPr>
-          <w:b/>
-          <w:sz w:val="22"/>
-        </w:rPr>
-        <w:t>Answer: c</w:t>
-      </w:r>
-    </w:p>
-    <w:p>
-      <w:pPr>
-        <w:spacing w:after="0" w:before="0"/>
-      </w:pPr>
-      <w:r>
-        <w:rPr>
-          <w:b w:val="0"/>
-          <w:sz w:val="21"/>
-        </w:rPr>
-        <w:t>Solution: Severe dehydration in infants presents with drowsiness, sunken (depressed) fontanelle and decreased skin turgor.</w:t>
-      </w:r>
-    </w:p>
-    <w:p>
-      <w:pPr>
-        <w:spacing w:after="0" w:before="0"/>
-      </w:pPr>
-      <w:r>
-        <w:rPr>
-          <w:b w:val="0"/>
-          <w:sz w:val="20"/>
-        </w:rPr>
-        <w:t>Positive Marks: 1</w:t>
-      </w:r>
-    </w:p>
-    <w:p>
-      <w:pPr>
-        <w:spacing w:after="160" w:before="0"/>
-      </w:pPr>
-      <w:r>
-        <w:rPr>
-          <w:b w:val="0"/>
-          <w:sz w:val="20"/>
-        </w:rPr>
-        <w:t>Negative Marks: 0.25</w:t>
-      </w:r>
-    </w:p>
-    <w:p>
-      <w:pPr>
-        <w:spacing w:after="20" w:before="120"/>
-      </w:pPr>
-      <w:r>
-        <w:rPr>
-          <w:b/>
-          <w:sz w:val="22"/>
-        </w:rPr>
-        <w:t>Question: The most appropriate site for checking capillary refill time is:</w:t>
-      </w:r>
-    </w:p>
-    <w:p>
-      <w:pPr>
-        <w:spacing w:after="0" w:before="0"/>
-      </w:pPr>
-      <w:r>
-        <w:rPr>
-          <w:b w:val="0"/>
-          <w:sz w:val="22"/>
-        </w:rPr>
-        <w:t>(a) Fingernail bed</w:t>
-      </w:r>
-    </w:p>
-    <w:p>
-      <w:pPr>
-        <w:spacing w:after="0" w:before="0"/>
-      </w:pPr>
-      <w:r>
-        <w:rPr>
-          <w:b w:val="0"/>
-          <w:sz w:val="22"/>
-        </w:rPr>
-        <w:t>(b) Forehead</w:t>
-      </w:r>
-    </w:p>
-    <w:p>
-      <w:pPr>
-        <w:spacing w:after="0" w:before="0"/>
-      </w:pPr>
-      <w:r>
-        <w:rPr>
-          <w:b w:val="0"/>
-          <w:sz w:val="22"/>
-        </w:rPr>
-        <w:t>(c) Sternum</w:t>
-      </w:r>
-    </w:p>
-    <w:p>
-      <w:pPr>
-        <w:spacing w:after="0" w:before="0"/>
-      </w:pPr>
-      <w:r>
-        <w:rPr>
-          <w:b w:val="0"/>
-          <w:sz w:val="22"/>
-        </w:rPr>
-        <w:t>(d) Earlobe</w:t>
-      </w:r>
-    </w:p>
-    <w:p>
-      <w:pPr>
-        <w:spacing w:after="0" w:before="40"/>
-      </w:pPr>
-      <w:r>
-        <w:rPr>
-          <w:b/>
-          <w:sz w:val="22"/>
-        </w:rPr>
-        <w:t>Answer: a</w:t>
-      </w:r>
-    </w:p>
-    <w:p>
-      <w:pPr>
-        <w:spacing w:after="0" w:before="0"/>
-      </w:pPr>
-      <w:r>
-        <w:rPr>
-          <w:b w:val="0"/>
-          <w:sz w:val="21"/>
-        </w:rPr>
-        <w:t>Solution: Capillary refill is checked by pressing the fingernail bed; normal refill is less than 3 seconds.</w:t>
-      </w:r>
-    </w:p>
-    <w:p>
-      <w:pPr>
-        <w:spacing w:after="0" w:before="0"/>
-      </w:pPr>
-      <w:r>
-        <w:rPr>
-          <w:b w:val="0"/>
-          <w:sz w:val="20"/>
-        </w:rPr>
-        <w:t>Positive Marks: 1</w:t>
-      </w:r>
-    </w:p>
-    <w:p>
-      <w:pPr>
-        <w:spacing w:after="160" w:before="0"/>
-      </w:pPr>
-      <w:r>
-        <w:rPr>
-          <w:b w:val="0"/>
-          <w:sz w:val="20"/>
-        </w:rPr>
-        <w:t>Negative Marks: 0.25</w:t>
-      </w:r>
-    </w:p>
-    <w:p>
-      <w:pPr>
-        <w:spacing w:after="20" w:before="120"/>
-      </w:pPr>
-      <w:r>
-        <w:rPr>
-          <w:b/>
-          <w:sz w:val="22"/>
-        </w:rPr>
-        <w:t>Question: During IV Potassium Chloride (KCl) correction, which ECG change indicates hyperkalemia requiring immediate stoppage of infusion?</w:t>
-      </w:r>
-    </w:p>
-    <w:p>
-      <w:pPr>
-        <w:spacing w:after="0" w:before="0"/>
-      </w:pPr>
-      <w:r>
-        <w:rPr>
-          <w:b w:val="0"/>
-          <w:sz w:val="22"/>
-        </w:rPr>
-        <w:t>(a) Shallow inverted T wave</w:t>
-      </w:r>
-    </w:p>
-    <w:p>
-      <w:pPr>
-        <w:spacing w:after="0" w:before="0"/>
-      </w:pPr>
-      <w:r>
-        <w:rPr>
-          <w:b w:val="0"/>
-          <w:sz w:val="22"/>
-        </w:rPr>
-        <w:t>(b) Prominent U wave</w:t>
-      </w:r>
-    </w:p>
-    <w:p>
-      <w:pPr>
-        <w:spacing w:after="0" w:before="0"/>
-      </w:pPr>
-      <w:r>
-        <w:rPr>
-          <w:b w:val="0"/>
-          <w:sz w:val="22"/>
-        </w:rPr>
-        <w:t>(c) Tall peaked T waves</w:t>
-      </w:r>
-    </w:p>
-    <w:p>
-      <w:pPr>
-        <w:spacing w:after="0" w:before="0"/>
-      </w:pPr>
-      <w:r>
-        <w:rPr>
-          <w:b w:val="0"/>
-          <w:sz w:val="22"/>
-        </w:rPr>
-        <w:t>(d) Depressed ST segment</w:t>
-      </w:r>
-    </w:p>
-    <w:p>
-      <w:pPr>
-        <w:spacing w:after="0" w:before="40"/>
-      </w:pPr>
-      <w:r>
-        <w:rPr>
-          <w:b/>
-          <w:sz w:val="22"/>
-        </w:rPr>
-        <w:t>Answer: c</w:t>
-      </w:r>
-    </w:p>
-    <w:p>
-      <w:pPr>
-        <w:spacing w:after="0" w:before="0"/>
-      </w:pPr>
-      <w:r>
-        <w:rPr>
-          <w:b w:val="0"/>
-          <w:sz w:val="21"/>
-        </w:rPr>
-        <w:t>Solution: Tall peaked T waves are the earliest ECG sign of hyperkalemia. Immediate cessation of IV potassium infusion is required to avoid lethal dysrhythmias.</w:t>
-      </w:r>
-    </w:p>
-    <w:p>
-      <w:pPr>
-        <w:spacing w:after="0" w:before="0"/>
-      </w:pPr>
-      <w:r>
-        <w:rPr>
-          <w:b w:val="0"/>
-          <w:sz w:val="20"/>
-        </w:rPr>
-        <w:t>Positive Marks: 1</w:t>
-      </w:r>
-    </w:p>
-    <w:p>
-      <w:pPr>
-        <w:spacing w:after="160" w:before="0"/>
-      </w:pPr>
-      <w:r>
-        <w:rPr>
-          <w:b w:val="0"/>
-          <w:sz w:val="20"/>
-        </w:rPr>
-        <w:t>Negative Marks: 0.25</w:t>
-      </w:r>
-    </w:p>
-    <w:p>
-      <w:pPr>
-        <w:spacing w:after="20" w:before="120"/>
-      </w:pPr>
-      <w:r>
-        <w:rPr>
-          <w:b/>
-          <w:sz w:val="22"/>
-        </w:rPr>
-        <w:t>Question: What is the immediate priority nursing action following a needle stick injury from a HIV-positive patient?</w:t>
-      </w:r>
-    </w:p>
-    <w:p>
-      <w:pPr>
-        <w:spacing w:after="0" w:before="0"/>
-      </w:pPr>
-      <w:r>
-        <w:rPr>
-          <w:b w:val="0"/>
-          <w:sz w:val="22"/>
-        </w:rPr>
-        <w:t>(a) Give incision to the injury</w:t>
-      </w:r>
-    </w:p>
-    <w:p>
-      <w:pPr>
-        <w:spacing w:after="0" w:before="0"/>
-      </w:pPr>
-      <w:r>
-        <w:rPr>
-          <w:b w:val="0"/>
-          <w:sz w:val="22"/>
-        </w:rPr>
-        <w:t>(b) Suck out the blood</w:t>
-      </w:r>
-    </w:p>
-    <w:p>
-      <w:pPr>
-        <w:spacing w:after="0" w:before="0"/>
-      </w:pPr>
-      <w:r>
-        <w:rPr>
-          <w:b w:val="0"/>
-          <w:sz w:val="22"/>
-        </w:rPr>
-        <w:t>(c) Squeeze out the blood forcefully</w:t>
-      </w:r>
-    </w:p>
-    <w:p>
-      <w:pPr>
-        <w:spacing w:after="0" w:before="0"/>
-      </w:pPr>
-      <w:r>
-        <w:rPr>
-          <w:b w:val="0"/>
-          <w:sz w:val="22"/>
-        </w:rPr>
-        <w:t>(d) Wash immediately with soap and running water</w:t>
-      </w:r>
-    </w:p>
-    <w:p>
-      <w:pPr>
-        <w:spacing w:after="0" w:before="40"/>
-      </w:pPr>
-      <w:r>
-        <w:rPr>
-          <w:b/>
-          <w:sz w:val="22"/>
-        </w:rPr>
-        <w:t>Answer: d</w:t>
-      </w:r>
-    </w:p>
-    <w:p>
-      <w:pPr>
-        <w:spacing w:after="0" w:before="0"/>
-      </w:pPr>
-      <w:r>
-        <w:rPr>
-          <w:b w:val="0"/>
-          <w:sz w:val="21"/>
-        </w:rPr>
-        <w:t>Solution: Immediate management of occupational exposure involves washing the affected site thoroughly with soap and running water. Do not scrub or squeeze the wound.</w:t>
-      </w:r>
-    </w:p>
-    <w:p>
-      <w:pPr>
-        <w:spacing w:after="0" w:before="0"/>
-      </w:pPr>
-      <w:r>
-        <w:rPr>
-          <w:b w:val="0"/>
-          <w:sz w:val="20"/>
-        </w:rPr>
-        <w:t>Positive Marks: 1</w:t>
-      </w:r>
-    </w:p>
-    <w:p>
-      <w:pPr>
-        <w:spacing w:after="160" w:before="0"/>
-      </w:pPr>
-      <w:r>
-        <w:rPr>
-          <w:b w:val="0"/>
-          <w:sz w:val="20"/>
-        </w:rPr>
-        <w:t>Negative Marks: 0.25</w:t>
-      </w:r>
-    </w:p>
-    <w:p>
-      <w:pPr>
-        <w:spacing w:after="20" w:before="120"/>
-      </w:pPr>
-      <w:r>
-        <w:rPr>
-          <w:b/>
-          <w:sz w:val="22"/>
-        </w:rPr>
-        <w:t>Question: A pregnant woman at 38 weeks gestation is diagnosed with eclampsia and is receiving magnesium sulphate therapy. Which parameter should the nursing officer monitor to detect magnesium toxicity?</w:t>
-      </w:r>
-    </w:p>
-    <w:p>
-      <w:pPr>
-        <w:spacing w:after="0" w:before="0"/>
-      </w:pPr>
-      <w:r>
-        <w:rPr>
-          <w:b w:val="0"/>
-          <w:sz w:val="22"/>
-        </w:rPr>
-        <w:t>(a) Temperature</w:t>
-      </w:r>
-    </w:p>
-    <w:p>
-      <w:pPr>
-        <w:spacing w:after="0" w:before="0"/>
-      </w:pPr>
-      <w:r>
-        <w:rPr>
-          <w:b w:val="0"/>
-          <w:sz w:val="22"/>
-        </w:rPr>
-        <w:t>(b) Deep tendon reflexes</w:t>
-      </w:r>
-    </w:p>
-    <w:p>
-      <w:pPr>
-        <w:spacing w:after="0" w:before="0"/>
-      </w:pPr>
-      <w:r>
-        <w:rPr>
-          <w:b w:val="0"/>
-          <w:sz w:val="22"/>
-        </w:rPr>
-        <w:t>(c) Haemoglobin level</w:t>
-      </w:r>
-    </w:p>
-    <w:p>
-      <w:pPr>
-        <w:spacing w:after="0" w:before="0"/>
-      </w:pPr>
-      <w:r>
-        <w:rPr>
-          <w:b w:val="0"/>
-          <w:sz w:val="22"/>
-        </w:rPr>
-        <w:t>(d) Blood glucose</w:t>
-      </w:r>
-    </w:p>
-    <w:p>
-      <w:pPr>
-        <w:spacing w:after="0" w:before="40"/>
-      </w:pPr>
-      <w:r>
-        <w:rPr>
-          <w:b/>
-          <w:sz w:val="22"/>
-        </w:rPr>
-        <w:t>Answer: b</w:t>
-      </w:r>
-    </w:p>
-    <w:p>
-      <w:pPr>
-        <w:spacing w:after="0" w:before="0"/>
-      </w:pPr>
-      <w:r>
-        <w:rPr>
-          <w:b w:val="0"/>
-          <w:sz w:val="21"/>
-        </w:rPr>
-        <w:t>Solution: Magnesium sulphate can cause hypermagnesaemia; the nurse monitors deep tendon reflexes (which disappear first), respirations and urine output to detect toxicity.</w:t>
-      </w:r>
-    </w:p>
-    <w:p>
-      <w:pPr>
-        <w:spacing w:after="0" w:before="0"/>
-      </w:pPr>
-      <w:r>
-        <w:rPr>
-          <w:b w:val="0"/>
-          <w:sz w:val="20"/>
-        </w:rPr>
-        <w:t>Positive Marks: 1</w:t>
-      </w:r>
-    </w:p>
-    <w:p>
-      <w:pPr>
-        <w:spacing w:after="160" w:before="0"/>
-      </w:pPr>
-      <w:r>
-        <w:rPr>
-          <w:b w:val="0"/>
-          <w:sz w:val="20"/>
-        </w:rPr>
-        <w:t>Negative Marks: 0.25</w:t>
+      <w:r>
+        <w:t xml:space="preserve">Question: In the normal adult blood picture, neutrophils constitute approximately</w:t>
+      </w:r>
+    </w:p>
+    <w:p>
+      <w:r>
+        <w:t xml:space="preserve">(a) 40-60% of the white cells</w:t>
+      </w:r>
+    </w:p>
+    <w:p>
+      <w:r>
+        <w:t xml:space="preserve">(b) 1-5% of the white cells</w:t>
+      </w:r>
+    </w:p>
+    <w:p>
+      <w:r>
+        <w:t xml:space="preserve">(c) 90-100% of the white cells</w:t>
+      </w:r>
+    </w:p>
+    <w:p>
+      <w:r>
+        <w:t xml:space="preserve">(d) 10-15% of the white cells</w:t>
+      </w:r>
+    </w:p>
+    <w:p>
+      <w:r>
+        <w:t xml:space="preserve">Answer: a</w:t>
+      </w:r>
+    </w:p>
+    <w:p>
+      <w:r>
+        <w:t xml:space="preserve">Solution: ✅ Correct Answer: a</w:t>
+      </w:r>
+    </w:p>
+    <w:p>
+      <w:r>
+        <w:t xml:space="preserve">🧠 Clinical Rationale: Neutrophils are the most numerous leukocytes, making up about 40–60% of circulating white cells (some sources 50–70%); lymphocytes follow at 20–40%. This neutrophil predominance is why bacterial infections classically raise the total count with neutrophilia.</w:t>
+      </w:r>
+    </w:p>
+    <w:p>
+      <w:r>
+        <w:t xml:space="preserve">❌ Why Not Other Options?</w:t>
+      </w:r>
+    </w:p>
+    <w:p>
+      <w:r>
+        <w:t xml:space="preserve">(b) — 1–5% matches basophils/eosinophils, not neutrophils.</w:t>
+      </w:r>
+    </w:p>
+    <w:p>
+      <w:r>
+        <w:t xml:space="preserve">(c) — 90–100% is never seen in a normal differential; even severe neutrophilia stays well below this.</w:t>
+      </w:r>
+    </w:p>
+    <w:p>
+      <w:r>
+        <w:t xml:space="preserve">(d) — 10–15% is too low for neutrophils; that range is closer to monocytes.</w:t>
+      </w:r>
+    </w:p>
+    <w:p>
+      <w:r>
+        <w:t xml:space="preserve">⚠️ Exam Trap: Remember the differential hierarchy: Neutrophils 40–60 &gt; Lymphocytes 20–40 &gt; Monocytes 2–8 &gt; Eosinophils 1–4 &gt; Basophils 0–1.</w:t>
+      </w:r>
+    </w:p>
+    <w:p>
+      <w:r>
+        <w:t xml:space="preserve">💎 PNC Pearl: "Neutrophils rule the blood — bacterial infection's first responders."</w:t>
+      </w:r>
+    </w:p>
+    <w:p>
+      <w:r>
+        <w:t xml:space="preserve">Positive Marks: 1</w:t>
+      </w:r>
+    </w:p>
+    <w:p>
+      <w:r>
+        <w:t xml:space="preserve">Negative Marks: 0.25</w:t>
+      </w:r>
+    </w:p>
+    <w:p>
+      <w:r>
+        <w:t xml:space="preserve"/>
+      </w:r>
+    </w:p>
+    <w:p>
+      <w:r>
+        <w:t xml:space="preserve">Question: The dorsal recumbent position is commonly used for</w:t>
+      </w:r>
+    </w:p>
+    <w:p>
+      <w:r>
+        <w:t xml:space="preserve">(a) Vaginal examination</w:t>
+      </w:r>
+    </w:p>
+    <w:p>
+      <w:r>
+        <w:t xml:space="preserve">(b) Lumbar puncture</w:t>
+      </w:r>
+    </w:p>
+    <w:p>
+      <w:r>
+        <w:t xml:space="preserve">(c) Administration of an enema</w:t>
+      </w:r>
+    </w:p>
+    <w:p>
+      <w:r>
+        <w:t xml:space="preserve">(d) Blood pressure measurement</w:t>
+      </w:r>
+    </w:p>
+    <w:p>
+      <w:r>
+        <w:t xml:space="preserve">Answer: a</w:t>
+      </w:r>
+    </w:p>
+    <w:p>
+      <w:r>
+        <w:t xml:space="preserve">Solution: ✅ Correct Answer: a</w:t>
+      </w:r>
+    </w:p>
+    <w:p>
+      <w:r>
+        <w:t xml:space="preserve">🧠 Clinical Rationale: In the dorsal recumbent position the patient lies supine with knees flexed and feet flat on the bed, which relaxes the abdominal and perineal muscles — ideal for vaginal/pelvic examination, catheterization, and perineal procedures.</w:t>
+      </w:r>
+    </w:p>
+    <w:p>
+      <w:r>
+        <w:t xml:space="preserve">❌ Why Not Other Options?</w:t>
+      </w:r>
+    </w:p>
+    <w:p>
+      <w:r>
+        <w:t xml:space="preserve">(b) — Lumbar puncture uses the lateral recumbent (Sims-like) position with knees drawn to the chest to open the vertebral spaces.</w:t>
+      </w:r>
+    </w:p>
+    <w:p>
+      <w:r>
+        <w:t xml:space="preserve">(c) — An enema is given in the left lateral (Sims) position so fluid flows with the colon's anatomy.</w:t>
+      </w:r>
+    </w:p>
+    <w:p>
+      <w:r>
+        <w:t xml:space="preserve">(d) — BP is measured with the patient sitting or supine with the arm at heart level, not knees flexed.</w:t>
+      </w:r>
+    </w:p>
+    <w:p>
+      <w:r>
+        <w:t xml:space="preserve">⚠️ Exam Trap: Position-purpose pairings are high-yield: dorsal recumbent = vaginal exam/catheterization; Sims = enema/rectal exam; lateral = LP.</w:t>
+      </w:r>
+    </w:p>
+    <w:p>
+      <w:r>
+        <w:t xml:space="preserve">💎 PNC Pearl: "Dorsal recumbent = knees up for the 'down there' exams."</w:t>
+      </w:r>
+    </w:p>
+    <w:p>
+      <w:r>
+        <w:t xml:space="preserve">Positive Marks: 1</w:t>
+      </w:r>
+    </w:p>
+    <w:p>
+      <w:r>
+        <w:t xml:space="preserve">Negative Marks: 0.25</w:t>
+      </w:r>
+    </w:p>
+    <w:p>
+      <w:r>
+        <w:t xml:space="preserve"/>
+      </w:r>
+    </w:p>
+    <w:p>
+      <w:r>
+        <w:t xml:space="preserve">Question: A patient with acute hepatitis should be advised to</w:t>
+      </w:r>
+    </w:p>
+    <w:p>
+      <w:r>
+        <w:t xml:space="preserve">(a) Rest and avoid alcohol</w:t>
+      </w:r>
+    </w:p>
+    <w:p>
+      <w:r>
+        <w:t xml:space="preserve">(b) Exercise vigorously</w:t>
+      </w:r>
+    </w:p>
+    <w:p>
+      <w:r>
+        <w:t xml:space="preserve">(c) Continue drinking alcohol</w:t>
+      </w:r>
+    </w:p>
+    <w:p>
+      <w:r>
+        <w:t xml:space="preserve">(d) Eat only fatty foods</w:t>
+      </w:r>
+    </w:p>
+    <w:p>
+      <w:r>
+        <w:t xml:space="preserve">Answer: a</w:t>
+      </w:r>
+    </w:p>
+    <w:p>
+      <w:r>
+        <w:t xml:space="preserve">Solution: ✅ Correct Answer: a</w:t>
+      </w:r>
+    </w:p>
+    <w:p>
+      <w:r>
+        <w:t xml:space="preserve">🧠 Clinical Rationale: During acute hepatitis the liver is inflamed and cannot metabolize alcohol; rest reduces hepatic oxygen demand and supports regeneration. Adequate carbohydrate and protein nutrition aids recovery, while alcohol worsens hepatocyte damage.</w:t>
+      </w:r>
+    </w:p>
+    <w:p>
+      <w:r>
+        <w:t xml:space="preserve">❌ Why Not Other Options?</w:t>
+      </w:r>
+    </w:p>
+    <w:p>
+      <w:r>
+        <w:t xml:space="preserve">(b) — Vigorous exercise increases metabolic load on an inflamed liver and delays recovery.</w:t>
+      </w:r>
+    </w:p>
+    <w:p>
+      <w:r>
+        <w:t xml:space="preserve">(c) — Alcohol is directly hepatotoxic and can turn acute hepatitis into fulminant failure.</w:t>
+      </w:r>
+    </w:p>
+    <w:p>
+      <w:r>
+        <w:t xml:space="preserve">(d) — Fatty foods are poorly tolerated and can aggravate nausea; a high-carb, moderate-protein diet is preferred.</w:t>
+      </w:r>
+    </w:p>
+    <w:p>
+      <w:r>
+        <w:t xml:space="preserve">⚠️ Exam Trap: "Acute hepatitis = rest + no alcohol + small frequent nutritious meals" — alcohol abstinence is the single most stressed point.</w:t>
+      </w:r>
+    </w:p>
+    <w:p>
+      <w:r>
+        <w:t xml:space="preserve">💎 PNC Pearl: "Give the liver a holiday: rest it and cut the alcohol."</w:t>
+      </w:r>
+    </w:p>
+    <w:p>
+      <w:r>
+        <w:t xml:space="preserve">Positive Marks: 1</w:t>
+      </w:r>
+    </w:p>
+    <w:p>
+      <w:r>
+        <w:t xml:space="preserve">Negative Marks: 0.25</w:t>
+      </w:r>
+    </w:p>
+    <w:p>
+      <w:r>
+        <w:t xml:space="preserve"/>
+      </w:r>
+    </w:p>
+    <w:p>
+      <w:r>
+        <w:t xml:space="preserve">Question: The functions of the placenta include all of the following EXCEPT</w:t>
+      </w:r>
+    </w:p>
+    <w:p>
+      <w:r>
+        <w:t xml:space="preserve">(a) Production of breast milk</w:t>
+      </w:r>
+    </w:p>
+    <w:p>
+      <w:r>
+        <w:t xml:space="preserve">(b) Gas exchange between mother and fetus</w:t>
+      </w:r>
+    </w:p>
+    <w:p>
+      <w:r>
+        <w:t xml:space="preserve">(c) Transfer of nutrients</w:t>
+      </w:r>
+    </w:p>
+    <w:p>
+      <w:r>
+        <w:t xml:space="preserve">(d) Secretion of pregnancy hormones</w:t>
+      </w:r>
+    </w:p>
+    <w:p>
+      <w:r>
+        <w:t xml:space="preserve">Answer: a</w:t>
+      </w:r>
+    </w:p>
+    <w:p>
+      <w:r>
+        <w:t xml:space="preserve">Solution: ✅ Correct Answer: a</w:t>
+      </w:r>
+    </w:p>
+    <w:p>
+      <w:r>
+        <w:t xml:space="preserve">🧠 Clinical Rationale: The placenta is the fetal life-support organ — it performs gas exchange (O₂/CO₂), nutrient and waste transfer, and secretes hCG, estrogen, and progesterone. Breast milk is produced by the mammary glands after delivery under prolactin stimulation, NOT by the placenta.</w:t>
+      </w:r>
+    </w:p>
+    <w:p>
+      <w:r>
+        <w:t xml:space="preserve">❌ Why Not Other Options?</w:t>
+      </w:r>
+    </w:p>
+    <w:p>
+      <w:r>
+        <w:t xml:space="preserve">(b) — Placental gas exchange is a core function (the fetal "lung").</w:t>
+      </w:r>
+    </w:p>
+    <w:p>
+      <w:r>
+        <w:t xml:space="preserve">(c) — Nutrient transfer (glucose, amino acids) is a core placental function.</w:t>
+      </w:r>
+    </w:p>
+    <w:p>
+      <w:r>
+        <w:t xml:space="preserve">(d) — Hormone secretion (hCG, hPL, estrogen, progesterone) is a hallmark placental function.</w:t>
+      </w:r>
+    </w:p>
+    <w:p>
+      <w:r>
+        <w:t xml:space="preserve">⚠️ Exam Trap: "EXCEPT" questions need care — read all options before picking; anything about milk points to the breasts, not the placenta.</w:t>
+      </w:r>
+    </w:p>
+    <w:p>
+      <w:r>
+        <w:t xml:space="preserve">💎 PNC Pearl: "Placenta: lungs, gut, kidney, and ovary for the fetus — but never a breast."</w:t>
+      </w:r>
+    </w:p>
+    <w:p>
+      <w:r>
+        <w:t xml:space="preserve">Positive Marks: 1</w:t>
+      </w:r>
+    </w:p>
+    <w:p>
+      <w:r>
+        <w:t xml:space="preserve">Negative Marks: 0.25</w:t>
+      </w:r>
+    </w:p>
+    <w:p>
+      <w:r>
+        <w:t xml:space="preserve"/>
+      </w:r>
+    </w:p>
+    <w:p>
+      <w:r>
+        <w:t xml:space="preserve">Question: A 5-year-old child whose body mass index is above the 95th percentile for age is classified as</w:t>
+      </w:r>
+    </w:p>
+    <w:p>
+      <w:r>
+        <w:t xml:space="preserve">(a) Obese</w:t>
+      </w:r>
+    </w:p>
+    <w:p>
+      <w:r>
+        <w:t xml:space="preserve">(b) Underweight</w:t>
+      </w:r>
+    </w:p>
+    <w:p>
+      <w:r>
+        <w:t xml:space="preserve">(c) Stunted</w:t>
+      </w:r>
+    </w:p>
+    <w:p>
+      <w:r>
+        <w:t xml:space="preserve">(d) Normally nourished</w:t>
+      </w:r>
+    </w:p>
+    <w:p>
+      <w:r>
+        <w:t xml:space="preserve">Answer: a</w:t>
+      </w:r>
+    </w:p>
+    <w:p>
+      <w:r>
+        <w:t xml:space="preserve">Solution: ✅ Correct Answer: a</w:t>
+      </w:r>
+    </w:p>
+    <w:p>
+      <w:r>
+        <w:t xml:space="preserve">🧠 Clinical Rationale: For children, BMI is plotted on age- and sex-specific growth charts: ≥95th percentile = obesity, 85th–95th = overweight, 5th–85th = healthy weight, and &lt;5th = underweight. Above the 95th percentile is the WHO/CDC definition of childhood obesity.</w:t>
+      </w:r>
+    </w:p>
+    <w:p>
+      <w:r>
+        <w:t xml:space="preserve">❌ Why Not Other Options?</w:t>
+      </w:r>
+    </w:p>
+    <w:p>
+      <w:r>
+        <w:t xml:space="preserve">(b) — Underweight is below the 5th percentile, the opposite end of the scale.</w:t>
+      </w:r>
+    </w:p>
+    <w:p>
+      <w:r>
+        <w:t xml:space="preserve">(c) — Stunting is a height-for-age deficit (chronic malnutrition), unrelated to BMI.</w:t>
+      </w:r>
+    </w:p>
+    <w:p>
+      <w:r>
+        <w:t xml:space="preserve">(d) — A BMI above the 95th percentile is never "normal nourishment."</w:t>
+      </w:r>
+    </w:p>
+    <w:p>
+      <w:r>
+        <w:t xml:space="preserve">⚠️ Exam Trap: Child nutrition cut-offs: obesity ≥ 95th, overweight 85th–95th, underweight &lt; 5th percentile. Also know wasting = low weight-for-height.</w:t>
+      </w:r>
+    </w:p>
+    <w:p>
+      <w:r>
+        <w:t xml:space="preserve">💎 PNC Pearl: "95 = obese, 85 = overweight — the two numbers to memorize for kids."</w:t>
+      </w:r>
+    </w:p>
+    <w:p>
+      <w:r>
+        <w:t xml:space="preserve">Positive Marks: 1</w:t>
+      </w:r>
+    </w:p>
+    <w:p>
+      <w:r>
+        <w:t xml:space="preserve">Negative Marks: 0.25</w:t>
+      </w:r>
+    </w:p>
+    <w:p>
+      <w:r>
+        <w:t xml:space="preserve"/>
+      </w:r>
+    </w:p>
+    <w:p>
+      <w:r>
+        <w:t xml:space="preserve">Question: A patient with schizophrenia believes that outside forces are controlling his thoughts and actions. This is a</w:t>
+      </w:r>
+    </w:p>
+    <w:p>
+      <w:r>
+        <w:t xml:space="preserve">(a) Delusion of control</w:t>
+      </w:r>
+    </w:p>
+    <w:p>
+      <w:r>
+        <w:t xml:space="preserve">(b) Delusion of guilt</w:t>
+      </w:r>
+    </w:p>
+    <w:p>
+      <w:r>
+        <w:t xml:space="preserve">(c) Nihilistic delusion</w:t>
+      </w:r>
+    </w:p>
+    <w:p>
+      <w:r>
+        <w:t xml:space="preserve">(d) Grandiose delusion</w:t>
+      </w:r>
+    </w:p>
+    <w:p>
+      <w:r>
+        <w:t xml:space="preserve">Answer: a</w:t>
+      </w:r>
+    </w:p>
+    <w:p>
+      <w:r>
+        <w:t xml:space="preserve">Solution: ✅ Correct Answer: a</w:t>
+      </w:r>
+    </w:p>
+    <w:p>
+      <w:r>
+        <w:t xml:space="preserve">🧠 Clinical Rationale: Delusions of control (passivity phenomena) are fixed false beliefs that one's thoughts, feelings, or actions are imposed or manipulated by an external force — a classic first-rank symptom of schizophrenia.</w:t>
+      </w:r>
+    </w:p>
+    <w:p>
+      <w:r>
+        <w:t xml:space="preserve">❌ Why Not Other Options?</w:t>
+      </w:r>
+    </w:p>
+    <w:p>
+      <w:r>
+        <w:t xml:space="preserve">(b) — Delusions of guilt involve believing one has committed unforgivable sins.</w:t>
+      </w:r>
+    </w:p>
+    <w:p>
+      <w:r>
+        <w:t xml:space="preserve">(c) — Nihilistic delusions involve believing the self or world does not exist or is destroyed.</w:t>
+      </w:r>
+    </w:p>
+    <w:p>
+      <w:r>
+        <w:t xml:space="preserve">(d) — Grandiose delusions involve inflated power, wealth, or identity.</w:t>
+      </w:r>
+    </w:p>
+    <w:p>
+      <w:r>
+        <w:t xml:space="preserve">⚠️ Exam Trap: Distinguish the four: control (external force), guilt, nihilistic (nothing exists), grandiose (I am great). Also pair with "thought insertion/withdrawal."</w:t>
+      </w:r>
+    </w:p>
+    <w:p>
+      <w:r>
+        <w:t xml:space="preserve">💎 PNC Pearl: "Outside force pulling your strings = delusion of control."</w:t>
+      </w:r>
+    </w:p>
+    <w:p>
+      <w:r>
+        <w:t xml:space="preserve">Positive Marks: 1</w:t>
+      </w:r>
+    </w:p>
+    <w:p>
+      <w:r>
+        <w:t xml:space="preserve">Negative Marks: 0.25</w:t>
+      </w:r>
+    </w:p>
+    <w:p>
+      <w:r>
+        <w:t xml:space="preserve"/>
+      </w:r>
+    </w:p>
+    <w:p>
+      <w:r>
+        <w:t xml:space="preserve">Question: The National Framework for Malaria Elimination aims to eliminate malaria in India by</w:t>
+      </w:r>
+    </w:p>
+    <w:p>
+      <w:r>
+        <w:t xml:space="preserve">(a) 2030</w:t>
+      </w:r>
+    </w:p>
+    <w:p>
+      <w:r>
+        <w:t xml:space="preserve">(b) 2050</w:t>
+      </w:r>
+    </w:p>
+    <w:p>
+      <w:r>
+        <w:t xml:space="preserve">(c) 2100</w:t>
+      </w:r>
+    </w:p>
+    <w:p>
+      <w:r>
+        <w:t xml:space="preserve">(d) 1990</w:t>
+      </w:r>
+    </w:p>
+    <w:p>
+      <w:r>
+        <w:t xml:space="preserve">Answer: a</w:t>
+      </w:r>
+    </w:p>
+    <w:p>
+      <w:r>
+        <w:t xml:space="preserve">Solution: ✅ Correct Answer: a</w:t>
+      </w:r>
+    </w:p>
+    <w:p>
+      <w:r>
+        <w:t xml:space="preserve">🧠 Clinical Rationale: India's National Framework for Malaria Elimination (NFME) targets zero indigenous malaria cases and elimination by 2030, with states categorized by transmission intensity for phased elimination.</w:t>
+      </w:r>
+    </w:p>
+    <w:p>
+      <w:r>
+        <w:t xml:space="preserve">❌ Why Not Other Options?</w:t>
+      </w:r>
+    </w:p>
+    <w:p>
+      <w:r>
+        <w:t xml:space="preserve">(b) — 2050 is not India's malaria elimination deadline.</w:t>
+      </w:r>
+    </w:p>
+    <w:p>
+      <w:r>
+        <w:t xml:space="preserve">(c) — 2100 is far beyond any current national health target.</w:t>
+      </w:r>
+    </w:p>
+    <w:p>
+      <w:r>
+        <w:t xml:space="preserve">(d) — 1990 is in the past; malaria elimination is a forward-looking goal.</w:t>
+      </w:r>
+    </w:p>
+    <w:p>
+      <w:r>
+        <w:t xml:space="preserve">⚠️ Exam Trap: India's disease elimination goals: TB by 2025, Malaria by 2030, Kala-azar &amp; Filariasis earlier — remember "Malaria 2030."</w:t>
+      </w:r>
+    </w:p>
+    <w:p>
+      <w:r>
+        <w:t xml:space="preserve">💎 PNC Pearl: "Malaria out by 2030 — India's no-mosquito mission."</w:t>
+      </w:r>
+    </w:p>
+    <w:p>
+      <w:r>
+        <w:t xml:space="preserve">Positive Marks: 1</w:t>
+      </w:r>
+    </w:p>
+    <w:p>
+      <w:r>
+        <w:t xml:space="preserve">Negative Marks: 0.25</w:t>
+      </w:r>
+    </w:p>
+    <w:p>
+      <w:r>
+        <w:t xml:space="preserve"/>
+      </w:r>
+    </w:p>
+    <w:p>
+      <w:r>
+        <w:t xml:space="preserve">Question: A patient receiving digoxin and furosemide together is at risk for</w:t>
+      </w:r>
+    </w:p>
+    <w:p>
+      <w:r>
+        <w:t xml:space="preserve">(a) Hypokalemia and digoxin toxicity</w:t>
+      </w:r>
+    </w:p>
+    <w:p>
+      <w:r>
+        <w:t xml:space="preserve">(b) Hyperkalemia</w:t>
+      </w:r>
+    </w:p>
+    <w:p>
+      <w:r>
+        <w:t xml:space="preserve">(c) Hypernatremia</w:t>
+      </w:r>
+    </w:p>
+    <w:p>
+      <w:r>
+        <w:t xml:space="preserve">(d) Hypocalcemia</w:t>
+      </w:r>
+    </w:p>
+    <w:p>
+      <w:r>
+        <w:t xml:space="preserve">Answer: a</w:t>
+      </w:r>
+    </w:p>
+    <w:p>
+      <w:r>
+        <w:t xml:space="preserve">Solution: ✅ Correct Answer: a</w:t>
+      </w:r>
+    </w:p>
+    <w:p>
+      <w:r>
+        <w:t xml:space="preserve">🧠 Clinical Rationale: Furosemide (a loop diuretic) causes potassium loss in urine. Hypokalemia increases myocardial sensitivity to digoxin, potentiating digoxin toxicity (arrhythmias, nausea, visual halos). Potassium levels and ECG must be monitored when the two are combined.</w:t>
+      </w:r>
+    </w:p>
+    <w:p>
+      <w:r>
+        <w:t xml:space="preserve">❌ Why Not Other Options?</w:t>
+      </w:r>
+    </w:p>
+    <w:p>
+      <w:r>
+        <w:t xml:space="preserve">(b) — Loop diuretics cause potassium LOSS, not hyperkalemia; potassium-sparing diuretics and ACE inhibitors raise potassium.</w:t>
+      </w:r>
+    </w:p>
+    <w:p>
+      <w:r>
+        <w:t xml:space="preserve">(c) — Furosemide is not associated with hypernatremia.</w:t>
+      </w:r>
+    </w:p>
+    <w:p>
+      <w:r>
+        <w:t xml:space="preserve">(d) — Hypocalcemia is not the main combined-drug risk; the digoxin–potassium interaction is.</w:t>
+      </w:r>
+    </w:p>
+    <w:p>
+      <w:r>
+        <w:t xml:space="preserve">⚠️ Exam Trap: "Digoxin + diuretic = check K⁺" — hypokalemia amplifies digoxin toxicity. Also memorize digoxin antidote: digoxin immune Fab (Digibind).</w:t>
+      </w:r>
+    </w:p>
+    <w:p>
+      <w:r>
+        <w:t xml:space="preserve">💎 PNC Pearl: "Low potassium + digoxin = a toxic duet — watch the K⁺."</w:t>
+      </w:r>
+    </w:p>
+    <w:p>
+      <w:r>
+        <w:t xml:space="preserve">Positive Marks: 1</w:t>
+      </w:r>
+    </w:p>
+    <w:p>
+      <w:r>
+        <w:t xml:space="preserve">Negative Marks: 0.25</w:t>
+      </w:r>
+    </w:p>
+    <w:p>
+      <w:r>
+        <w:t xml:space="preserve"/>
+      </w:r>
+    </w:p>
+    <w:p>
+      <w:r>
+        <w:t xml:space="preserve">Question: The cardiac monitor shows asystole (flat line). The nurse should</w:t>
+      </w:r>
+    </w:p>
+    <w:p>
+      <w:r>
+        <w:t xml:space="preserve">(a) Start CPR and give adrenaline as per protocol</w:t>
+      </w:r>
+    </w:p>
+    <w:p>
+      <w:r>
+        <w:t xml:space="preserve">(b) Defibrillate immediately</w:t>
+      </w:r>
+    </w:p>
+    <w:p>
+      <w:r>
+        <w:t xml:space="preserve">(c) Wait and observe</w:t>
+      </w:r>
+    </w:p>
+    <w:p>
+      <w:r>
+        <w:t xml:space="preserve">(d) Ambulate the patient</w:t>
+      </w:r>
+    </w:p>
+    <w:p>
+      <w:r>
+        <w:t xml:space="preserve">Answer: a</w:t>
+      </w:r>
+    </w:p>
+    <w:p>
+      <w:r>
+        <w:t xml:space="preserve">Solution: ✅ Correct Answer: a</w:t>
+      </w:r>
+    </w:p>
+    <w:p>
+      <w:r>
+        <w:t xml:space="preserve">🧠 Clinical Rationale: Asystole is a non-shockable rhythm — there is no organized electrical activity to defibrillate. The ACLS protocol directs immediate high-quality CPR with adrenaline (epinephrine) 1 mg every 3–5 minutes, plus airway management and identification of reversible causes.</w:t>
+      </w:r>
+    </w:p>
+    <w:p>
+      <w:r>
+        <w:t xml:space="preserve">❌ Why Not Other Options?</w:t>
+      </w:r>
+    </w:p>
+    <w:p>
+      <w:r>
+        <w:t xml:space="preserve">(b) — Defibrillation is for shockable rhythms (VF/pulseless VT); shocking asystole does nothing and wastes precious CPR time.</w:t>
+      </w:r>
+    </w:p>
+    <w:p>
+      <w:r>
+        <w:t xml:space="preserve">(c) — Waiting is fatal; asystole is cardiac arrest requiring immediate resuscitation.</w:t>
+      </w:r>
+    </w:p>
+    <w:p>
+      <w:r>
+        <w:t xml:space="preserve">(d) — Ambulation is absurd during cardiac arrest; the patient is pulseless.</w:t>
+      </w:r>
+    </w:p>
+    <w:p>
+      <w:r>
+        <w:t xml:space="preserve">⚠️ Exam Trap: "VF/pVT = shock; asystole/PEA = no shock, give adrenaline + CPR." This rhythm distinction is asked repeatedly.</w:t>
+      </w:r>
+    </w:p>
+    <w:p>
+      <w:r>
+        <w:t xml:space="preserve">💎 PNC Pearl: "Flat line? No shock — pump and push adrenaline."</w:t>
+      </w:r>
+    </w:p>
+    <w:p>
+      <w:r>
+        <w:t xml:space="preserve">Positive Marks: 1</w:t>
+      </w:r>
+    </w:p>
+    <w:p>
+      <w:r>
+        <w:t xml:space="preserve">Negative Marks: 0.25</w:t>
+      </w:r>
+    </w:p>
+    <w:p>
+      <w:r>
+        <w:t xml:space="preserve"/>
+      </w:r>
+    </w:p>
+    <w:p>
+      <w:r>
+        <w:t xml:space="preserve">Question: A patient with a urinary tract infection should be advised to</w:t>
+      </w:r>
+    </w:p>
+    <w:p>
+      <w:r>
+        <w:t xml:space="preserve">(a) Increase fluid intake to about 2-3 liters daily</w:t>
+      </w:r>
+    </w:p>
+    <w:p>
+      <w:r>
+        <w:t xml:space="preserve">(b) Restrict all fluids</w:t>
+      </w:r>
+    </w:p>
+    <w:p>
+      <w:r>
+        <w:t xml:space="preserve">(c) Drink only sips of water</w:t>
+      </w:r>
+    </w:p>
+    <w:p>
+      <w:r>
+        <w:t xml:space="preserve">(d) Avoid fluids entirely</w:t>
+      </w:r>
+    </w:p>
+    <w:p>
+      <w:r>
+        <w:t xml:space="preserve">Answer: a</w:t>
+      </w:r>
+    </w:p>
+    <w:p>
+      <w:r>
+        <w:t xml:space="preserve">Solution: ✅ Correct Answer: a</w:t>
+      </w:r>
+    </w:p>
+    <w:p>
+      <w:r>
+        <w:t xml:space="preserve">🧠 Clinical Rationale: High fluid intake (about 2–3 L/day) dilutes urine, increases urine flow, and mechanically flushes bacteria from the urinary tract, reducing irritation and supporting antibiotic therapy.</w:t>
+      </w:r>
+    </w:p>
+    <w:p>
+      <w:r>
+        <w:t xml:space="preserve">❌ Why Not Other Options?</w:t>
+      </w:r>
+    </w:p>
+    <w:p>
+      <w:r>
+        <w:t xml:space="preserve">(b) — Fluid restriction concentrates urine, allowing bacteria to multiply and worsening symptoms.</w:t>
+      </w:r>
+    </w:p>
+    <w:p>
+      <w:r>
+        <w:t xml:space="preserve">(c) — Sips are insufficient to produce the diuresis needed to flush the tract.</w:t>
+      </w:r>
+    </w:p>
+    <w:p>
+      <w:r>
+        <w:t xml:space="preserve">(d) — Avoiding fluids entirely promotes bacterial stasis and can cause dehydration.</w:t>
+      </w:r>
+    </w:p>
+    <w:p>
+      <w:r>
+        <w:t xml:space="preserve">⚠️ Exam Trap: UTI nursing care classic: "force fluids, empty bladder regularly, wipe front to back, cranberry juice as adjunct."</w:t>
+      </w:r>
+    </w:p>
+    <w:p>
+      <w:r>
+        <w:t xml:space="preserve">💎 PNC Pearl: "Flush the bugs out — water is the UTI patient's best friend."</w:t>
+      </w:r>
+    </w:p>
+    <w:p>
+      <w:r>
+        <w:t xml:space="preserve">Positive Marks: 1</w:t>
+      </w:r>
+    </w:p>
+    <w:p>
+      <w:r>
+        <w:t xml:space="preserve">Negative Marks: 0.25</w:t>
+      </w:r>
+    </w:p>
+    <w:p>
+      <w:r>
+        <w:t xml:space="preserve">Question: A patient with chronic pancreatitis should be advised to</w:t>
+      </w:r>
+    </w:p>
+    <w:p>
+      <w:r>
+        <w:t xml:space="preserve">(a) Avoid alcohol and take small, frequent meals</w:t>
+      </w:r>
+    </w:p>
+    <w:p>
+      <w:r>
+        <w:t xml:space="preserve">(b) Eat large, heavy meals</w:t>
+      </w:r>
+    </w:p>
+    <w:p>
+      <w:r>
+        <w:t xml:space="preserve">(c) Drink alcohol moderately</w:t>
+      </w:r>
+    </w:p>
+    <w:p>
+      <w:r>
+        <w:t xml:space="preserve">(d) Fast for long periods</w:t>
+      </w:r>
+    </w:p>
+    <w:p>
+      <w:r>
+        <w:t xml:space="preserve">Answer: a</w:t>
+      </w:r>
+    </w:p>
+    <w:p>
+      <w:r>
+        <w:t xml:space="preserve">Solution: ✅ Correct Answer: a</w:t>
+      </w:r>
+    </w:p>
+    <w:p>
+      <w:r>
+        <w:t xml:space="preserve">🧠 Clinical Rationale: Alcohol is the leading cause of chronic pancreatitis and directly damages pancreatic acinar cells; abstinence is essential. Small, frequent, low-fat meals reduce pancreatic enzyme stimulation and postprandial pain, and are better absorbed with enzyme replacement.</w:t>
+      </w:r>
+    </w:p>
+    <w:p>
+      <w:r>
+        <w:t xml:space="preserve">❌ Why Not Other Options?</w:t>
+      </w:r>
+    </w:p>
+    <w:p>
+      <w:r>
+        <w:t xml:space="preserve">(b) — Large meals overstimulate the diseased pancreas, worsening pain and malabsorption.</w:t>
+      </w:r>
+    </w:p>
+    <w:p>
+      <w:r>
+        <w:t xml:space="preserve">(c) — Any alcohol continues the cycle of pancreatic destruction; "moderate" is still harmful.</w:t>
+      </w:r>
+    </w:p>
+    <w:p>
+      <w:r>
+        <w:t xml:space="preserve">(d) — Fasting starves the patient and does not reduce pain; the pancreas needs regular gentle stimulation.</w:t>
+      </w:r>
+    </w:p>
+    <w:p>
+      <w:r>
+        <w:t xml:space="preserve">⚠️ Exam Trap: Pancreatitis triad advice: no alcohol, low-fat small meals, enzyme supplements (pancrelipase) with meals.</w:t>
+      </w:r>
+    </w:p>
+    <w:p>
+      <w:r>
+        <w:t xml:space="preserve">💎 PNC Pearl: "Chronic pancreatitis: quit the bottle, eat small — the pancreas is exhausted."</w:t>
+      </w:r>
+    </w:p>
+    <w:p>
+      <w:r>
+        <w:t xml:space="preserve">Positive Marks: 1</w:t>
+      </w:r>
+    </w:p>
+    <w:p>
+      <w:r>
+        <w:t xml:space="preserve">Negative Marks: 0.25</w:t>
+      </w:r>
+    </w:p>
+    <w:p>
+      <w:r>
+        <w:t xml:space="preserve"/>
+      </w:r>
+    </w:p>
+    <w:p>
+      <w:r>
+        <w:t xml:space="preserve">Question: The priority nursing diagnosis for a stroke patient with dysphagia is</w:t>
+      </w:r>
+    </w:p>
+    <w:p>
+      <w:r>
+        <w:t xml:space="preserve">(a) Risk for aspiration</w:t>
+      </w:r>
+    </w:p>
+    <w:p>
+      <w:r>
+        <w:t xml:space="preserve">(b) Impaired mobility only</w:t>
+      </w:r>
+    </w:p>
+    <w:p>
+      <w:r>
+        <w:t xml:space="preserve">(c) Chronic pain</w:t>
+      </w:r>
+    </w:p>
+    <w:p>
+      <w:r>
+        <w:t xml:space="preserve">(d) Disturbed sleep pattern</w:t>
+      </w:r>
+    </w:p>
+    <w:p>
+      <w:r>
+        <w:t xml:space="preserve">Answer: a</w:t>
+      </w:r>
+    </w:p>
+    <w:p>
+      <w:r>
+        <w:t xml:space="preserve">Solution: ✅ Correct Answer: a</w:t>
+      </w:r>
+    </w:p>
+    <w:p>
+      <w:r>
+        <w:t xml:space="preserve">🧠 Clinical Rationale: Dysphagia after stroke places food and saliva into the airway, risking aspiration pneumonia — a leading cause of death in stroke patients. Airway protection through safe-swallow techniques, thickened feeds, and NPO status until swallow assessment is the immediate priority.</w:t>
+      </w:r>
+    </w:p>
+    <w:p>
+      <w:r>
+        <w:t xml:space="preserve">❌ Why Not Other Options?</w:t>
+      </w:r>
+    </w:p>
+    <w:p>
+      <w:r>
+        <w:t xml:space="preserve">(b) — Mobility is important in rehabilitation but is not the life-threatening immediate risk.</w:t>
+      </w:r>
+    </w:p>
+    <w:p>
+      <w:r>
+        <w:t xml:space="preserve">(c) — Pain is not the dominant concern in acute dysphagia.</w:t>
+      </w:r>
+    </w:p>
+    <w:p>
+      <w:r>
+        <w:t xml:space="preserve">(d) — Sleep disturbance is low priority compared with airway safety.</w:t>
+      </w:r>
+    </w:p>
+    <w:p>
+      <w:r>
+        <w:t xml:space="preserve">⚠️ Exam Trap: Priority logic: "dysphagia → aspiration → pneumonia → death." Use ABC and safety-first reasoning to pick the airway option.</w:t>
+      </w:r>
+    </w:p>
+    <w:p>
+      <w:r>
+        <w:t xml:space="preserve">💎 PNC Pearl: "Dysphagia after stroke = swallow test before any food."</w:t>
+      </w:r>
+    </w:p>
+    <w:p>
+      <w:r>
+        <w:t xml:space="preserve">Positive Marks: 1</w:t>
+      </w:r>
+    </w:p>
+    <w:p>
+      <w:r>
+        <w:t xml:space="preserve">Negative Marks: 0.25</w:t>
+      </w:r>
+    </w:p>
+    <w:p>
+      <w:r>
+        <w:t xml:space="preserve"/>
+      </w:r>
+    </w:p>
+    <w:p>
+      <w:r>
+        <w:t xml:space="preserve">Question: A patient on antithyroid drugs develops a sore throat and fever. The nurse should suspect</w:t>
+      </w:r>
+    </w:p>
+    <w:p>
+      <w:r>
+        <w:t xml:space="preserve">(a) Agranulocytosis</w:t>
+      </w:r>
+    </w:p>
+    <w:p>
+      <w:r>
+        <w:t xml:space="preserve">(b) Hypoglycemia</w:t>
+      </w:r>
+    </w:p>
+    <w:p>
+      <w:r>
+        <w:t xml:space="preserve">(c) Constipation</w:t>
+      </w:r>
+    </w:p>
+    <w:p>
+      <w:r>
+        <w:t xml:space="preserve">(d) Weight gain only</w:t>
+      </w:r>
+    </w:p>
+    <w:p>
+      <w:r>
+        <w:t xml:space="preserve">Answer: a</w:t>
+      </w:r>
+    </w:p>
+    <w:p>
+      <w:r>
+        <w:t xml:space="preserve">Solution: ✅ Correct Answer: a</w:t>
+      </w:r>
+    </w:p>
+    <w:p>
+      <w:r>
+        <w:t xml:space="preserve">🧠 Clinical Rationale: Carbimazole, methimazole, and propylthiouracil can cause agranulocytosis — a dangerous drop in neutrophils. Sore throat, fever, and malaise are the classic warning signs; the drug is stopped and a WBC count done urgently.</w:t>
+      </w:r>
+    </w:p>
+    <w:p>
+      <w:r>
+        <w:t xml:space="preserve">❌ Why Not Other Options?</w:t>
+      </w:r>
+    </w:p>
+    <w:p>
+      <w:r>
+        <w:t xml:space="preserve">(b) — Hypoglycemia causes sweating, tremors, and confusion, not throat infection symptoms.</w:t>
+      </w:r>
+    </w:p>
+    <w:p>
+      <w:r>
+        <w:t xml:space="preserve">(c) — Constipation is a hypothyroid symptom but not an acute drug reaction warning.</w:t>
+      </w:r>
+    </w:p>
+    <w:p>
+      <w:r>
+        <w:t xml:space="preserve">(d) — Weight gain relates to hypothyroidism, not the acute febrile emergency of agranulocytosis.</w:t>
+      </w:r>
+    </w:p>
+    <w:p>
+      <w:r>
+        <w:t xml:space="preserve">⚠️ Exam Trap: "Antithyroid drug + sore throat/fever = STOP drug, check WBC (agranulocytosis)" — a classic exam scenario. Also ask about PTU in pregnancy (first trimester) and liver toxicity.</w:t>
+      </w:r>
+    </w:p>
+    <w:p>
+      <w:r>
+        <w:t xml:space="preserve">💎 PNC Pearl: "Sore throat on antithyroid drugs = blood count emergency."</w:t>
+      </w:r>
+    </w:p>
+    <w:p>
+      <w:r>
+        <w:t xml:space="preserve">Positive Marks: 1</w:t>
+      </w:r>
+    </w:p>
+    <w:p>
+      <w:r>
+        <w:t xml:space="preserve">Negative Marks: 0.25</w:t>
+      </w:r>
+    </w:p>
+    <w:p>
+      <w:r>
+        <w:t xml:space="preserve"/>
+      </w:r>
+    </w:p>
+    <w:p>
+      <w:r>
+        <w:t xml:space="preserve">Question: The nurse assesses the lochia of a postpartum patient for</w:t>
+      </w:r>
+    </w:p>
+    <w:p>
+      <w:r>
+        <w:t xml:space="preserve">(a) Amount, color, odor and presence of clots</w:t>
+      </w:r>
+    </w:p>
+    <w:p>
+      <w:r>
+        <w:t xml:space="preserve">(b) Only the color</w:t>
+      </w:r>
+    </w:p>
+    <w:p>
+      <w:r>
+        <w:t xml:space="preserve">(c) Only the odor</w:t>
+      </w:r>
+    </w:p>
+    <w:p>
+      <w:r>
+        <w:t xml:space="preserve">(d) Only the temperature</w:t>
+      </w:r>
+    </w:p>
+    <w:p>
+      <w:r>
+        <w:t xml:space="preserve">Answer: a</w:t>
+      </w:r>
+    </w:p>
+    <w:p>
+      <w:r>
+        <w:t xml:space="preserve">Solution: ✅ Correct Answer: a</w:t>
+      </w:r>
+    </w:p>
+    <w:p>
+      <w:r>
+        <w:t xml:space="preserve">🧠 Clinical Rationale: Lochia assessment covers four features: amount (scant to heavy), color progression (rubra days 1–3 → serosa days 4–10 → alba days 11+), odor (normal fleshy smell; foul odor suggests endometritis), and clots (small clots normal; large/persistent clots suggest retained products or atony).</w:t>
+      </w:r>
+    </w:p>
+    <w:p>
+      <w:r>
+        <w:t xml:space="preserve">❌ Why Not Other Options?</w:t>
+      </w:r>
+    </w:p>
+    <w:p>
+      <w:r>
+        <w:t xml:space="preserve">(b) — Color alone misses hemorrhage (amount) and infection (odor).</w:t>
+      </w:r>
+    </w:p>
+    <w:p>
+      <w:r>
+        <w:t xml:space="preserve">(c) — Odor alone misses amount and color progression.</w:t>
+      </w:r>
+    </w:p>
+    <w:p>
+      <w:r>
+        <w:t xml:space="preserve">(d) — Temperature is a vital sign, not a lochia characteristic, and is checked separately for infection.</w:t>
+      </w:r>
+    </w:p>
+    <w:p>
+      <w:r>
+        <w:t xml:space="preserve">⚠️ Exam Trap: "Lochia rubra → serosa → alba" timeline and "foul-smelling lochia = infection" are the two most asked postpartum points.</w:t>
+      </w:r>
+    </w:p>
+    <w:p>
+      <w:r>
+        <w:t xml:space="preserve">💎 PNC Pearl: "Lochia story: red, pink, white — and never foul."</w:t>
+      </w:r>
+    </w:p>
+    <w:p>
+      <w:r>
+        <w:t xml:space="preserve">Positive Marks: 1</w:t>
+      </w:r>
+    </w:p>
+    <w:p>
+      <w:r>
+        <w:t xml:space="preserve">Negative Marks: 0.25</w:t>
+      </w:r>
+    </w:p>
+    <w:p>
+      <w:r>
+        <w:t xml:space="preserve"/>
+      </w:r>
+    </w:p>
+    <w:p>
+      <w:r>
+        <w:t xml:space="preserve">Question: A patient in a manic episode is at risk for physical exhaustion because of</w:t>
+      </w:r>
+    </w:p>
+    <w:p>
+      <w:r>
+        <w:t xml:space="preserve">(a) Decreased need for sleep and constant hyperactivity</w:t>
+      </w:r>
+    </w:p>
+    <w:p>
+      <w:r>
+        <w:t xml:space="preserve">(b) Excessive sleep</w:t>
+      </w:r>
+    </w:p>
+    <w:p>
+      <w:r>
+        <w:t xml:space="preserve">(c) Sedentary behavior</w:t>
+      </w:r>
+    </w:p>
+    <w:p>
+      <w:r>
+        <w:t xml:space="preserve">(d) Poor appetite only</w:t>
+      </w:r>
+    </w:p>
+    <w:p>
+      <w:r>
+        <w:t xml:space="preserve">Answer: a</w:t>
+      </w:r>
+    </w:p>
+    <w:p>
+      <w:r>
+        <w:t xml:space="preserve">Solution: ✅ Correct Answer: a</w:t>
+      </w:r>
+    </w:p>
+    <w:p>
+      <w:r>
+        <w:t xml:space="preserve">🧠 Clinical Rationale: Mania is characterized by decreased need for sleep, psychomotor agitation, and relentless goal-directed activity. Without rest, the patient can become exhausted, dehydrated, and at risk of cardiac collapse; the nurse ensures rest, nutrition, and fluid intake.</w:t>
+      </w:r>
+    </w:p>
+    <w:p>
+      <w:r>
+        <w:t xml:space="preserve">❌ Why Not Other Options?</w:t>
+      </w:r>
+    </w:p>
+    <w:p>
+      <w:r>
+        <w:t xml:space="preserve">(b) — Mania decreases sleep; hypersomnia points to depression.</w:t>
+      </w:r>
+    </w:p>
+    <w:p>
+      <w:r>
+        <w:t xml:space="preserve">(c) — Sedentary behavior is the opposite of manic hyperactivity.</w:t>
+      </w:r>
+    </w:p>
+    <w:p>
+      <w:r>
+        <w:t xml:space="preserve">(d) — Poor appetite contributes but is not the central mechanism; the core risk is sustained activity with little sleep.</w:t>
+      </w:r>
+    </w:p>
+    <w:p>
+      <w:r>
+        <w:t xml:space="preserve">⚠️ Exam Trap: Mania safety priorities: prevent exhaustion, protect from poor judgment (spending, driving), and ensure sleep. Opposite pole = depression with hypersomnia and psychomotor retardation.</w:t>
+      </w:r>
+    </w:p>
+    <w:p>
+      <w:r>
+        <w:t xml:space="preserve">💎 PNC Pearl: "Mania never sleeps — the nurse must make the patient rest."</w:t>
+      </w:r>
+    </w:p>
+    <w:p>
+      <w:r>
+        <w:t xml:space="preserve">Positive Marks: 1</w:t>
+      </w:r>
+    </w:p>
+    <w:p>
+      <w:r>
+        <w:t xml:space="preserve">Negative Marks: 0.25</w:t>
+      </w:r>
+    </w:p>
+    <w:p>
+      <w:r>
+        <w:t xml:space="preserve"/>
+      </w:r>
+    </w:p>
+    <w:p>
+      <w:r>
+        <w:t xml:space="preserve">Question: The functions of the spleen include</w:t>
+      </w:r>
+    </w:p>
+    <w:p>
+      <w:r>
+        <w:t xml:space="preserve">(a) Filtering blood and immune defense</w:t>
+      </w:r>
+    </w:p>
+    <w:p>
+      <w:r>
+        <w:t xml:space="preserve">(b) Producing bile</w:t>
+      </w:r>
+    </w:p>
+    <w:p>
+      <w:r>
+        <w:t xml:space="preserve">(c) Storing urine</w:t>
+      </w:r>
+    </w:p>
+    <w:p>
+      <w:r>
+        <w:t xml:space="preserve">(d) Producing insulin</w:t>
+      </w:r>
+    </w:p>
+    <w:p>
+      <w:r>
+        <w:t xml:space="preserve">Answer: a</w:t>
+      </w:r>
+    </w:p>
+    <w:p>
+      <w:r>
+        <w:t xml:space="preserve">Solution: ✅ Correct Answer: a</w:t>
+      </w:r>
+    </w:p>
+    <w:p>
+      <w:r>
+        <w:t xml:space="preserve">🧠 Clinical Rationale: The spleen filters aged red cells and debris from blood (red pulp), and mounts immune responses with lymphocytes (white pulp) — it is the body's largest lymphoid organ. Splenectomy increases susceptibility to encapsulated bacteria (pneumococcus, meningococcus).</w:t>
+      </w:r>
+    </w:p>
+    <w:p>
+      <w:r>
+        <w:t xml:space="preserve">❌ Why Not Other Options?</w:t>
+      </w:r>
+    </w:p>
+    <w:p>
+      <w:r>
+        <w:t xml:space="preserve">(b) — Bile is produced by the liver and stored in the gallbladder.</w:t>
+      </w:r>
+    </w:p>
+    <w:p>
+      <w:r>
+        <w:t xml:space="preserve">(c) — Urine is stored in the bladder.</w:t>
+      </w:r>
+    </w:p>
+    <w:p>
+      <w:r>
+        <w:t xml:space="preserve">(d) — Insulin is produced by pancreatic beta cells.</w:t>
+      </w:r>
+    </w:p>
+    <w:p>
+      <w:r>
+        <w:t xml:space="preserve">⚠️ Exam Trap: "Spleen = blood filter + immunity; remove it → pneumococcal sepsis risk (vaccinate!)." Pair organ-function facts carefully.</w:t>
+      </w:r>
+    </w:p>
+    <w:p>
+      <w:r>
+        <w:t xml:space="preserve">💎 PNC Pearl: "The spleen is the blood's recycling center and immune guard."</w:t>
+      </w:r>
+    </w:p>
+    <w:p>
+      <w:r>
+        <w:t xml:space="preserve">Positive Marks: 1</w:t>
+      </w:r>
+    </w:p>
+    <w:p>
+      <w:r>
+        <w:t xml:space="preserve">Negative Marks: 0.25</w:t>
+      </w:r>
+    </w:p>
+    <w:p>
+      <w:r>
+        <w:t xml:space="preserve"/>
+      </w:r>
+    </w:p>
+    <w:p>
+      <w:r>
+        <w:t xml:space="preserve">Question: Subcutaneous emphysema in a patient with a chest tube is</w:t>
+      </w:r>
+    </w:p>
+    <w:p>
+      <w:r>
+        <w:t xml:space="preserve">(a) Air trapped in the tissues causing crackling on palpation</w:t>
+      </w:r>
+    </w:p>
+    <w:p>
+      <w:r>
+        <w:t xml:space="preserve">(b) Fluid in the lung tissue</w:t>
+      </w:r>
+    </w:p>
+    <w:p>
+      <w:r>
+        <w:t xml:space="preserve">(c) Blood in the stools</w:t>
+      </w:r>
+    </w:p>
+    <w:p>
+      <w:r>
+        <w:t xml:space="preserve">(d) Air in the stomach</w:t>
+      </w:r>
+    </w:p>
+    <w:p>
+      <w:r>
+        <w:t xml:space="preserve">Answer: a</w:t>
+      </w:r>
+    </w:p>
+    <w:p>
+      <w:r>
+        <w:t xml:space="preserve">Solution: ✅ Correct Answer: a</w:t>
+      </w:r>
+    </w:p>
+    <w:p>
+      <w:r>
+        <w:t xml:space="preserve">🧠 Clinical Rationale: Subcutaneous emphysema occurs when air leaks from the pleural space into the subcutaneous tissues, producing crepitus — a crackling sensation on palpation, often around the chest tube insertion site. It signals an air leak that needs assessment (tube patency, suction, connections).</w:t>
+      </w:r>
+    </w:p>
+    <w:p>
+      <w:r>
+        <w:t xml:space="preserve">❌ Why Not Other Options?</w:t>
+      </w:r>
+    </w:p>
+    <w:p>
+      <w:r>
+        <w:t xml:space="preserve">(b) — Fluid in lung tissue is pulmonary edema, not subcutaneous emphysema.</w:t>
+      </w:r>
+    </w:p>
+    <w:p>
+      <w:r>
+        <w:t xml:space="preserve">(c) — Blood in stools is melena, a gastrointestinal sign.</w:t>
+      </w:r>
+    </w:p>
+    <w:p>
+      <w:r>
+        <w:t xml:space="preserve">(d) — Air in the stomach is gastric distension, unrelated to chest tubes.</w:t>
+      </w:r>
+    </w:p>
+    <w:p>
+      <w:r>
+        <w:t xml:space="preserve">⚠️ Exam Trap: Chest tube complications to know: subcutaneous emphysema (crackling), sudden cessation of bubbling/drainage (blockage), and continuous bubbling in the water seal (air leak).</w:t>
+      </w:r>
+    </w:p>
+    <w:p>
+      <w:r>
+        <w:t xml:space="preserve">💎 PNC Pearl: "Crackling skin near a chest tube = air escaping where it shouldn't."</w:t>
+      </w:r>
+    </w:p>
+    <w:p>
+      <w:r>
+        <w:t xml:space="preserve">Positive Marks: 1</w:t>
+      </w:r>
+    </w:p>
+    <w:p>
+      <w:r>
+        <w:t xml:space="preserve">Negative Marks: 0.25</w:t>
+      </w:r>
+    </w:p>
+    <w:p>
+      <w:r>
+        <w:t xml:space="preserve"/>
+      </w:r>
+    </w:p>
+    <w:p>
+      <w:r>
+        <w:t xml:space="preserve">Question: The null hypothesis in a research study states that</w:t>
+      </w:r>
+    </w:p>
+    <w:p>
+      <w:r>
+        <w:t xml:space="preserve">(a) There is no relationship between the variables</w:t>
+      </w:r>
+    </w:p>
+    <w:p>
+      <w:r>
+        <w:t xml:space="preserve">(b) There is a definite relationship</w:t>
+      </w:r>
+    </w:p>
+    <w:p>
+      <w:r>
+        <w:t xml:space="preserve">(c) The study will fail</w:t>
+      </w:r>
+    </w:p>
+    <w:p>
+      <w:r>
+        <w:t xml:space="preserve">(d) The sample is perfect</w:t>
+      </w:r>
+    </w:p>
+    <w:p>
+      <w:r>
+        <w:t xml:space="preserve">Answer: a</w:t>
+      </w:r>
+    </w:p>
+    <w:p>
+      <w:r>
+        <w:t xml:space="preserve">Solution: ✅ Correct Answer: a</w:t>
+      </w:r>
+    </w:p>
+    <w:p>
+      <w:r>
+        <w:t xml:space="preserve">🧠 Clinical Rationale: The null hypothesis (H₀) is the statistical statement of "no effect" — no relationship between variables or no difference between groups. The study collects data to test whether H₀ can be rejected; if p &lt; 0.05, the null is rejected in favor of the alternative hypothesis.</w:t>
+      </w:r>
+    </w:p>
+    <w:p>
+      <w:r>
+        <w:t xml:space="preserve">❌ Why Not Other Options?</w:t>
+      </w:r>
+    </w:p>
+    <w:p>
+      <w:r>
+        <w:t xml:space="preserve">(b) — A definite relationship is the alternative/research hypothesis (H₁), the opposite of the null.</w:t>
+      </w:r>
+    </w:p>
+    <w:p>
+      <w:r>
+        <w:t xml:space="preserve">(c) — The null hypothesis says nothing about study success or failure.</w:t>
+      </w:r>
+    </w:p>
+    <w:p>
+      <w:r>
+        <w:t xml:space="preserve">(d) — Sample quality is a methodological concern, not the null hypothesis.</w:t>
+      </w:r>
+    </w:p>
+    <w:p>
+      <w:r>
+        <w:t xml:space="preserve">⚠️ Exam Trap: "Null = nothing (no difference/no relationship). Reject null = significant finding." p &lt; 0.05 = statistically significant.</w:t>
+      </w:r>
+    </w:p>
+    <w:p>
+      <w:r>
+        <w:t xml:space="preserve">💎 PNC Pearl: "Null says 'nothing is happening' — research tries to prove it wrong."</w:t>
+      </w:r>
+    </w:p>
+    <w:p>
+      <w:r>
+        <w:t xml:space="preserve">Positive Marks: 1</w:t>
+      </w:r>
+    </w:p>
+    <w:p>
+      <w:r>
+        <w:t xml:space="preserve">Negative Marks: 0.25</w:t>
+      </w:r>
+    </w:p>
+    <w:p>
+      <w:r>
+        <w:t xml:space="preserve"/>
+      </w:r>
+    </w:p>
+    <w:p>
+      <w:r>
+        <w:t xml:space="preserve">Question: Before starting a blood transfusion, the nurse should verify</w:t>
+      </w:r>
+    </w:p>
+    <w:p>
+      <w:r>
+        <w:t xml:space="preserve">(a) The patient's identity with two identifiers and cross-check the blood bag label</w:t>
+      </w:r>
+    </w:p>
+    <w:p>
+      <w:r>
+        <w:t xml:space="preserve">(b) Only the bed number</w:t>
+      </w:r>
+    </w:p>
+    <w:p>
+      <w:r>
+        <w:t xml:space="preserve">(c) Only the blood group from memory</w:t>
+      </w:r>
+    </w:p>
+    <w:p>
+      <w:r>
+        <w:t xml:space="preserve">(d) The porter's word</w:t>
+      </w:r>
+    </w:p>
+    <w:p>
+      <w:r>
+        <w:t xml:space="preserve">Answer: a</w:t>
+      </w:r>
+    </w:p>
+    <w:p>
+      <w:r>
+        <w:t xml:space="preserve">Solution: ✅ Correct Answer: a</w:t>
+      </w:r>
+    </w:p>
+    <w:p>
+      <w:r>
+        <w:t xml:space="preserve">🧠 Clinical Rationale: Mismatched transfusion is life-threatening (hemolytic reaction), so verification uses two unique identifiers (name + hospital ID/date of birth) and cross-checks the blood bag label against the transfusion request form and the patient's identification band — often with a second nurse witnessing.</w:t>
+      </w:r>
+    </w:p>
+    <w:p>
+      <w:r>
+        <w:t xml:space="preserve">❌ Why Not Other Options?</w:t>
+      </w:r>
+    </w:p>
+    <w:p>
+      <w:r>
+        <w:t xml:space="preserve">(b) — Bed numbers change and are not a patient identifier; relying on them causes wrong-patient transfusions.</w:t>
+      </w:r>
+    </w:p>
+    <w:p>
+      <w:r>
+        <w:t xml:space="preserve">(c) — Memory is unreliable; group must be confirmed against the documented report and bag label.</w:t>
+      </w:r>
+    </w:p>
+    <w:p>
+      <w:r>
+        <w:t xml:space="preserve">(d) — The porter's word is hearsay; verification must be documented and witnessed.</w:t>
+      </w:r>
+    </w:p>
+    <w:p>
+      <w:r>
+        <w:t xml:space="preserve">⚠️ Exam Trap: Transfusion safety steps: two identifiers, check bag vs. form vs. band, stay with patient first 15 minutes (most reactions occur early), and know reaction signs (fever, chills, back pain, hypotension).</w:t>
+      </w:r>
+    </w:p>
+    <w:p>
+      <w:r>
+        <w:t xml:space="preserve">💎 PNC Pearl: "Check twice, transfuse once — name, ID, bag, form, band."</w:t>
+      </w:r>
+    </w:p>
+    <w:p>
+      <w:r>
+        <w:t xml:space="preserve">Positive Marks: 1</w:t>
+      </w:r>
+    </w:p>
+    <w:p>
+      <w:r>
+        <w:t xml:space="preserve">Negative Marks: 0.25</w:t>
+      </w:r>
+    </w:p>
+    <w:p>
+      <w:r>
+        <w:t xml:space="preserve"/>
+      </w:r>
+    </w:p>
+    <w:p>
+      <w:r>
+        <w:t xml:space="preserve">Question: When the police request a patient's medical records, the nurse should</w:t>
+      </w:r>
+    </w:p>
+    <w:p>
+      <w:r>
+        <w:t xml:space="preserve">(a) Follow the hospital policy and legal procedure for disclosure</w:t>
+      </w:r>
+    </w:p>
+    <w:p>
+      <w:r>
+        <w:t xml:space="preserve">(b) Hand over the records without any documentation</w:t>
+      </w:r>
+    </w:p>
+    <w:p>
+      <w:r>
+        <w:t xml:space="preserve">(c) Refuse in all circumstances</w:t>
+      </w:r>
+    </w:p>
+    <w:p>
+      <w:r>
+        <w:t xml:space="preserve">(d) Destroy the records</w:t>
+      </w:r>
+    </w:p>
+    <w:p>
+      <w:r>
+        <w:t xml:space="preserve">Answer: a</w:t>
+      </w:r>
+    </w:p>
+    <w:p>
+      <w:r>
+        <w:t xml:space="preserve">Solution: ✅ Correct Answer: a</w:t>
+      </w:r>
+    </w:p>
+    <w:p>
+      <w:r>
+        <w:t xml:space="preserve">🧠 Clinical Rationale: Medical records are confidential, but disclosure is permitted through proper legal channels — court orders, warrants, or statutory requests processed per hospital policy. The nurse documents exactly what was disclosed, to whom, and when, protecting both the patient's rights and the institution.</w:t>
+      </w:r>
+    </w:p>
+    <w:p>
+      <w:r>
+        <w:t xml:space="preserve">❌ Why Not Other Options?</w:t>
+      </w:r>
+    </w:p>
+    <w:p>
+      <w:r>
+        <w:t xml:space="preserve">(b) — Handing over records informally without documentation breaches confidentiality and policy.</w:t>
+      </w:r>
+    </w:p>
+    <w:p>
+      <w:r>
+        <w:t xml:space="preserve">(c) — Refusing in ALL circumstances is wrong; lawful disclosure is sometimes mandatory.</w:t>
+      </w:r>
+    </w:p>
+    <w:p>
+      <w:r>
+        <w:t xml:space="preserve">(d) — Destroying records is illegal and destroys evidence; it is never an option.</w:t>
+      </w:r>
+    </w:p>
+    <w:p>
+      <w:r>
+        <w:t xml:space="preserve">⚠️ Exam Trap: Confidentiality vs. legal duty: disclose only via proper procedure with documentation; also know mandatory reporting (abuse, communicable disease) overrides confidentiality.</w:t>
+      </w:r>
+    </w:p>
+    <w:p>
+      <w:r>
+        <w:t xml:space="preserve">💎 PNC Pearl: "Records are secrets with legal locks — open only by court key, and write down every opening."</w:t>
+      </w:r>
+    </w:p>
+    <w:p>
+      <w:r>
+        <w:t xml:space="preserve">Positive Marks: 1</w:t>
+      </w:r>
+    </w:p>
+    <w:p>
+      <w:r>
+        <w:t xml:space="preserve">Negative Marks: 0.25</w:t>
       </w:r>
     </w:p>
     <w:sectPr>
       <w:pgSz w:w="12240" w:h="15840"/>
-      <w:pgMar w:top="864" w:right="1008" w:bottom="864" w:left="1008" w:header="720" w:footer="720" w:gutter="0"/>
+      <w:pgMar w:top="1440" w:right="1800" w:bottom="1440" w:left="1800" w:header="720" w:footer="720" w:gutter="0"/>
       <w:cols w:space="720"/>
       <w:docGrid w:linePitch="360"/>
     </w:sectPr>
@@ -2535,10 +2065,6 @@
     <w:name w:val="Normal"/>
     <w:qFormat/>
     <w:rsid w:val="00FC693F"/>
-    <w:rPr>
-      <w:rFonts w:ascii="Calibri" w:hAnsi="Calibri"/>
-      <w:sz w:val="22"/>
-    </w:rPr>
   </w:style>
   <w:style w:type="paragraph" w:styleId="Header">
     <w:name w:val="header"/>
